--- a/2. Linux系统/9. Linux IO/4. Linux异步IO框架io_uring.docx
+++ b/2. Linux系统/9. Linux IO/4. Linux异步IO框架io_uring.docx
@@ -1,6 +1,6 @@
 
 <file path=word/document.xml><?xml version="1.0" encoding="utf-8"?>
-<w:document xmlns:wpc="http://schemas.microsoft.com/office/word/2010/wordprocessingCanvas" xmlns:cx="http://schemas.microsoft.com/office/drawing/2014/chartex" xmlns:cx1="http://schemas.microsoft.com/office/drawing/2015/9/8/chartex" xmlns:cx2="http://schemas.microsoft.com/office/drawing/2015/10/21/chartex" xmlns:cx3="http://schemas.microsoft.com/office/drawing/2016/5/9/chartex" xmlns:cx4="http://schemas.microsoft.com/office/drawing/2016/5/10/chartex" xmlns:cx5="http://schemas.microsoft.com/office/drawing/2016/5/11/chartex" xmlns:cx6="http://schemas.microsoft.com/office/drawing/2016/5/12/chartex" xmlns:cx7="http://schemas.microsoft.com/office/drawing/2016/5/13/chartex" xmlns:cx8="http://schemas.microsoft.com/office/drawing/2016/5/14/chartex" xmlns:mc="http://schemas.openxmlformats.org/markup-compatibility/2006" xmlns:aink="http://schemas.microsoft.com/office/drawing/2016/ink" xmlns:am3d="http://schemas.microsoft.com/office/drawing/2017/model3d" xmlns:o="urn:schemas-microsoft-com:office:office" xmlns:oel="http://schemas.microsoft.com/office/2019/extlst" xmlns:r="http://schemas.openxmlformats.org/officeDocument/2006/relationships" xmlns:m="http://schemas.openxmlformats.org/officeDocument/2006/math" xmlns:v="urn:schemas-microsoft-com:vml" xmlns:wp14="http://schemas.microsoft.com/office/word/2010/wordprocessingDrawing" xmlns:wp="http://schemas.openxmlformats.org/drawingml/2006/wordprocessingDrawing" xmlns:w10="urn:schemas-microsoft-com:office:word" xmlns:w="http://schemas.openxmlformats.org/wordprocessingml/2006/main" xmlns:w14="http://schemas.microsoft.com/office/word/2010/wordml" xmlns:w15="http://schemas.microsoft.com/office/word/2012/wordml" xmlns:w16cex="http://schemas.microsoft.com/office/word/2018/wordml/cex" xmlns:w16cid="http://schemas.microsoft.com/office/word/2016/wordml/cid" xmlns:w16="http://schemas.microsoft.com/office/word/2018/wordml" xmlns:w16du="http://schemas.microsoft.com/office/word/2023/wordml/word16du" xmlns:w16sdtdh="http://schemas.microsoft.com/office/word/2020/wordml/sdtdatahash" xmlns:w16sdtfl="http://schemas.microsoft.com/office/word/2024/wordml/sdtformatlock" xmlns:w16se="http://schemas.microsoft.com/office/word/2015/wordml/symex" xmlns:wpg="http://schemas.microsoft.com/office/word/2010/wordprocessingGroup" xmlns:wpi="http://schemas.microsoft.com/office/word/2010/wordprocessingInk" xmlns:wne="http://schemas.microsoft.com/office/word/2006/wordml" xmlns:wps="http://schemas.microsoft.com/office/word/2010/wordprocessingShape" mc:Ignorable="w14 w15 w16se w16cid w16 w16cex w16sdtdh w16sdtfl w16du wp14">
+<w:document xmlns:wpc="http://schemas.microsoft.com/office/word/2010/wordprocessingCanvas" xmlns:cx="http://schemas.microsoft.com/office/drawing/2014/chartex" xmlns:cx1="http://schemas.microsoft.com/office/drawing/2015/9/8/chartex" xmlns:cx2="http://schemas.microsoft.com/office/drawing/2015/10/21/chartex" xmlns:cx3="http://schemas.microsoft.com/office/drawing/2016/5/9/chartex" xmlns:cx4="http://schemas.microsoft.com/office/drawing/2016/5/10/chartex" xmlns:cx5="http://schemas.microsoft.com/office/drawing/2016/5/11/chartex" xmlns:cx6="http://schemas.microsoft.com/office/drawing/2016/5/12/chartex" xmlns:cx7="http://schemas.microsoft.com/office/drawing/2016/5/13/chartex" xmlns:cx8="http://schemas.microsoft.com/office/drawing/2016/5/14/chartex" xmlns:mc="http://schemas.openxmlformats.org/markup-compatibility/2006" xmlns:aink="http://schemas.microsoft.com/office/drawing/2016/ink" xmlns:am3d="http://schemas.microsoft.com/office/drawing/2017/model3d" xmlns:o="urn:schemas-microsoft-com:office:office" xmlns:oel="http://schemas.microsoft.com/office/2019/extlst" xmlns:r="http://schemas.openxmlformats.org/officeDocument/2006/relationships" xmlns:m="http://schemas.openxmlformats.org/officeDocument/2006/math" xmlns:v="urn:schemas-microsoft-com:vml" xmlns:wp14="http://schemas.microsoft.com/office/word/2010/wordprocessingDrawing" xmlns:wp="http://schemas.openxmlformats.org/drawingml/2006/wordprocessingDrawing" xmlns:w10="urn:schemas-microsoft-com:office:word" xmlns:w="http://schemas.openxmlformats.org/wordprocessingml/2006/main" xmlns:w14="http://schemas.microsoft.com/office/word/2010/wordml" xmlns:w15="http://schemas.microsoft.com/office/word/2012/wordml" xmlns:w16cex="http://schemas.microsoft.com/office/word/2018/wordml/cex" xmlns:w16cid="http://schemas.microsoft.com/office/word/2016/wordml/cid" xmlns:w16="http://schemas.microsoft.com/office/word/2018/wordml" xmlns:w16sdtdh="http://schemas.microsoft.com/office/word/2020/wordml/sdtdatahash" xmlns:w16se="http://schemas.microsoft.com/office/word/2015/wordml/symex" xmlns:wpg="http://schemas.microsoft.com/office/word/2010/wordprocessingGroup" xmlns:wpi="http://schemas.microsoft.com/office/word/2010/wordprocessingInk" xmlns:wne="http://schemas.microsoft.com/office/word/2006/wordml" xmlns:wps="http://schemas.microsoft.com/office/word/2010/wordprocessingShape" mc:Ignorable="w14 w15 w16se w16cid w16 w16cex w16sdtdh wp14">
   <w:body>
     <w:p>
       <w:pPr>
@@ -44,7 +44,49 @@
           <w:rPr>
             <w:rStyle w:val="af2"/>
           </w:rPr>
-          <w:t>http://arthurchiao.art/blog/intro-to-io-uring-zh/</w:t>
+          <w:t>[</w:t>
+        </w:r>
+        <w:r>
+          <w:rPr>
+            <w:rStyle w:val="af2"/>
+          </w:rPr>
+          <w:t>译</w:t>
+        </w:r>
+        <w:r>
+          <w:rPr>
+            <w:rStyle w:val="af2"/>
+          </w:rPr>
+          <w:t xml:space="preserve">] Linux </w:t>
+        </w:r>
+        <w:r>
+          <w:rPr>
+            <w:rStyle w:val="af2"/>
+          </w:rPr>
+          <w:t>异步</w:t>
+        </w:r>
+        <w:r>
+          <w:rPr>
+            <w:rStyle w:val="af2"/>
+          </w:rPr>
+          <w:t xml:space="preserve"> I/O </w:t>
+        </w:r>
+        <w:r>
+          <w:rPr>
+            <w:rStyle w:val="af2"/>
+          </w:rPr>
+          <w:t>框架</w:t>
+        </w:r>
+        <w:r>
+          <w:rPr>
+            <w:rStyle w:val="af2"/>
+          </w:rPr>
+          <w:t xml:space="preserve"> io_uring</w:t>
+        </w:r>
+        <w:r>
+          <w:rPr>
+            <w:rStyle w:val="af2"/>
+          </w:rPr>
+          <w:t>：基本原理、程序示例与性能压测</w:t>
         </w:r>
       </w:hyperlink>
     </w:p>
@@ -57,7 +99,25 @@
           <w:rPr>
             <w:rStyle w:val="af2"/>
           </w:rPr>
-          <w:t>https://zhuanlan.zhihu.com/p/475865472</w:t>
+          <w:t>高性能异步</w:t>
+        </w:r>
+        <w:r>
+          <w:rPr>
+            <w:rStyle w:val="af2"/>
+          </w:rPr>
+          <w:t>IO</w:t>
+        </w:r>
+        <w:r>
+          <w:rPr>
+            <w:rStyle w:val="af2"/>
+          </w:rPr>
+          <w:t>机制：</w:t>
+        </w:r>
+        <w:r>
+          <w:rPr>
+            <w:rStyle w:val="af2"/>
+          </w:rPr>
+          <w:t>IO_URING</w:t>
         </w:r>
       </w:hyperlink>
     </w:p>
@@ -70,7 +130,56 @@
           <w:rPr>
             <w:rStyle w:val="af2"/>
           </w:rPr>
-          <w:t>https://icebergu.com/archives/linux-iouring</w:t>
+          <w:t>【译】高性能异步</w:t>
+        </w:r>
+        <w:r>
+          <w:rPr>
+            <w:rStyle w:val="af2"/>
+          </w:rPr>
+          <w:t xml:space="preserve"> IO —— io_uring (Effecient IO with io_uring)</w:t>
+        </w:r>
+      </w:hyperlink>
+    </w:p>
+    <w:p>
+      <w:r>
+        <w:tab/>
+      </w:r>
+      <w:hyperlink r:id="rId9" w:history="1">
+        <w:r>
+          <w:rPr>
+            <w:rStyle w:val="af2"/>
+          </w:rPr>
+          <w:t>Linux</w:t>
+        </w:r>
+        <w:r>
+          <w:rPr>
+            <w:rStyle w:val="af2"/>
+          </w:rPr>
+          <w:t>下全新的异步</w:t>
+        </w:r>
+        <w:r>
+          <w:rPr>
+            <w:rStyle w:val="af2"/>
+          </w:rPr>
+          <w:t>I/O</w:t>
+        </w:r>
+        <w:r>
+          <w:rPr>
+            <w:rStyle w:val="af2"/>
+          </w:rPr>
+          <w:t>：</w:t>
+        </w:r>
+        <w:r>
+          <w:rPr>
+            <w:rStyle w:val="af2"/>
+          </w:rPr>
+          <w:t>io_uring</w:t>
+        </w:r>
+        <w:r>
+          <w:rPr>
+            <w:rStyle w:val="af2"/>
+          </w:rPr>
+          <w:t>详解</w:t>
         </w:r>
       </w:hyperlink>
     </w:p>
@@ -95,15 +204,256 @@
     <w:p>
       <w:pPr>
         <w:pStyle w:val="1"/>
-        <w:rPr>
-          <w:rFonts w:hint="eastAsia"/>
-        </w:rPr>
       </w:pPr>
       <w:r>
         <w:rPr>
           <w:rFonts w:hint="eastAsia"/>
         </w:rPr>
         <w:t>应用</w:t>
+      </w:r>
+    </w:p>
+    <w:p>
+      <w:pPr>
+        <w:pStyle w:val="2"/>
+      </w:pPr>
+      <w:proofErr w:type="spellStart"/>
+      <w:r>
+        <w:t>iouring</w:t>
+      </w:r>
+      <w:proofErr w:type="spellEnd"/>
+      <w:r>
+        <w:t>-go</w:t>
+      </w:r>
+    </w:p>
+    <w:p>
+      <w:pPr>
+        <w:ind w:firstLine="420"/>
+      </w:pPr>
+      <w:r>
+        <w:rPr>
+          <w:rFonts w:hint="eastAsia"/>
+        </w:rPr>
+        <w:t>一个用</w:t>
+      </w:r>
+      <w:r>
+        <w:t>Go</w:t>
+      </w:r>
+      <w:r>
+        <w:rPr>
+          <w:rFonts w:hint="eastAsia"/>
+        </w:rPr>
+        <w:t>语言实现的库，让</w:t>
+      </w:r>
+      <w:r>
+        <w:t>Go</w:t>
+      </w:r>
+      <w:r>
+        <w:rPr>
+          <w:rFonts w:hint="eastAsia"/>
+        </w:rPr>
+        <w:t>开发者能方便地利用</w:t>
+      </w:r>
+      <w:proofErr w:type="spellStart"/>
+      <w:r>
+        <w:t>io_uring</w:t>
+      </w:r>
+      <w:proofErr w:type="spellEnd"/>
+      <w:r>
+        <w:rPr>
+          <w:rFonts w:hint="eastAsia"/>
+        </w:rPr>
+        <w:t>实现高效的文件和网络操作。</w:t>
+      </w:r>
+      <w:r>
+        <w:rPr>
+          <w:rFonts w:ascii="Calibri" w:hAnsi="Calibri" w:cs="Calibri"/>
+        </w:rPr>
+        <w:t>﻿</w:t>
+      </w:r>
+    </w:p>
+    <w:p>
+      <w:pPr>
+        <w:pStyle w:val="2"/>
+        <w:rPr>
+          <w:rFonts w:hint="eastAsia"/>
+        </w:rPr>
+      </w:pPr>
+      <w:r>
+        <w:rPr>
+          <w:rFonts w:hint="eastAsia"/>
+        </w:rPr>
+        <w:t>Nginx/Redis</w:t>
+      </w:r>
+    </w:p>
+    <w:p>
+      <w:pPr>
+        <w:ind w:firstLine="420"/>
+      </w:pPr>
+      <w:r>
+        <w:rPr>
+          <w:rFonts w:hint="eastAsia"/>
+        </w:rPr>
+        <w:t>例如</w:t>
+      </w:r>
+      <w:r>
+        <w:t xml:space="preserve"> nginx </w:t>
+      </w:r>
+      <w:r>
+        <w:rPr>
+          <w:rFonts w:hint="eastAsia"/>
+        </w:rPr>
+        <w:t>和</w:t>
+      </w:r>
+      <w:r>
+        <w:t xml:space="preserve"> </w:t>
+      </w:r>
+      <w:proofErr w:type="spellStart"/>
+      <w:r>
+        <w:t>redis</w:t>
+      </w:r>
+      <w:proofErr w:type="spellEnd"/>
+      <w:r>
+        <w:t xml:space="preserve"> </w:t>
+      </w:r>
+      <w:r>
+        <w:rPr>
+          <w:rFonts w:hint="eastAsia"/>
+        </w:rPr>
+        <w:t>等流行的网络服务正在积极引入或支持</w:t>
+      </w:r>
+      <w:proofErr w:type="spellStart"/>
+      <w:r>
+        <w:t>io_uring</w:t>
+      </w:r>
+      <w:proofErr w:type="spellEnd"/>
+      <w:r>
+        <w:rPr>
+          <w:rFonts w:hint="eastAsia"/>
+        </w:rPr>
+        <w:t>，以优化其网络通信性能。</w:t>
+      </w:r>
+      <w:r>
+        <w:rPr>
+          <w:rFonts w:ascii="Calibri" w:hAnsi="Calibri" w:cs="Calibri"/>
+        </w:rPr>
+        <w:t>﻿</w:t>
+      </w:r>
+    </w:p>
+    <w:p>
+      <w:pPr>
+        <w:pStyle w:val="2"/>
+        <w:rPr>
+          <w:rFonts w:hint="eastAsia"/>
+        </w:rPr>
+      </w:pPr>
+      <w:r>
+        <w:rPr>
+          <w:rFonts w:hint="eastAsia"/>
+        </w:rPr>
+        <w:t>QEMU</w:t>
+      </w:r>
+    </w:p>
+    <w:p>
+      <w:pPr>
+        <w:ind w:firstLine="420"/>
+      </w:pPr>
+      <w:r>
+        <w:t xml:space="preserve">QEMU </w:t>
+      </w:r>
+      <w:r>
+        <w:rPr>
+          <w:rFonts w:hint="eastAsia"/>
+        </w:rPr>
+        <w:t>等虚拟化软件使用</w:t>
+      </w:r>
+      <w:proofErr w:type="spellStart"/>
+      <w:r>
+        <w:t>io_uring</w:t>
+      </w:r>
+      <w:proofErr w:type="spellEnd"/>
+      <w:r>
+        <w:rPr>
+          <w:rFonts w:hint="eastAsia"/>
+        </w:rPr>
+        <w:t>来加速磁盘和网络</w:t>
+      </w:r>
+      <w:r>
+        <w:t>I/O</w:t>
+      </w:r>
+      <w:r>
+        <w:rPr>
+          <w:rFonts w:hint="eastAsia"/>
+        </w:rPr>
+        <w:t>操作。</w:t>
+      </w:r>
+      <w:r>
+        <w:rPr>
+          <w:rFonts w:ascii="Calibri" w:hAnsi="Calibri" w:cs="Calibri"/>
+        </w:rPr>
+        <w:t>﻿</w:t>
+      </w:r>
+    </w:p>
+    <w:p>
+      <w:pPr>
+        <w:pStyle w:val="2"/>
+      </w:pPr>
+      <w:r>
+        <w:t>PostgreSQL</w:t>
+      </w:r>
+      <w:r>
+        <w:rPr>
+          <w:rFonts w:hint="eastAsia"/>
+        </w:rPr>
+        <w:t>/MariaDB</w:t>
+      </w:r>
+    </w:p>
+    <w:p>
+      <w:pPr>
+        <w:ind w:firstLine="420"/>
+        <w:rPr>
+          <w:rFonts w:hint="eastAsia"/>
+        </w:rPr>
+      </w:pPr>
+      <w:r>
+        <w:rPr>
+          <w:rFonts w:hint="eastAsia"/>
+        </w:rPr>
+        <w:t>像</w:t>
+      </w:r>
+      <w:r>
+        <w:t xml:space="preserve"> PostgreSQL </w:t>
+      </w:r>
+      <w:r>
+        <w:rPr>
+          <w:rFonts w:hint="eastAsia"/>
+        </w:rPr>
+        <w:t>和</w:t>
+      </w:r>
+      <w:r>
+        <w:t xml:space="preserve"> MariaDB </w:t>
+      </w:r>
+      <w:r>
+        <w:rPr>
+          <w:rFonts w:hint="eastAsia"/>
+        </w:rPr>
+        <w:t>这样的数据库系统也在考虑或已经集成了</w:t>
+      </w:r>
+      <w:proofErr w:type="spellStart"/>
+      <w:r>
+        <w:t>io_uring</w:t>
+      </w:r>
+      <w:proofErr w:type="spellEnd"/>
+      <w:r>
+        <w:rPr>
+          <w:rFonts w:hint="eastAsia"/>
+        </w:rPr>
+        <w:t>的支持，以提高其存储性能。</w:t>
+      </w:r>
+      <w:r>
+        <w:rPr>
+          <w:rFonts w:ascii="Calibri" w:hAnsi="Calibri" w:cs="Calibri"/>
+        </w:rPr>
+        <w:t>﻿</w:t>
       </w:r>
     </w:p>
     <w:sectPr>
@@ -117,14 +467,11 @@
 </file>
 
 <file path=word/endnotes.xml><?xml version="1.0" encoding="utf-8"?>
-<w:endnotes xmlns:wpc="http://schemas.microsoft.com/office/word/2010/wordprocessingCanvas" xmlns:cx="http://schemas.microsoft.com/office/drawing/2014/chartex" xmlns:cx1="http://schemas.microsoft.com/office/drawing/2015/9/8/chartex" xmlns:cx2="http://schemas.microsoft.com/office/drawing/2015/10/21/chartex" xmlns:cx3="http://schemas.microsoft.com/office/drawing/2016/5/9/chartex" xmlns:cx4="http://schemas.microsoft.com/office/drawing/2016/5/10/chartex" xmlns:cx5="http://schemas.microsoft.com/office/drawing/2016/5/11/chartex" xmlns:cx6="http://schemas.microsoft.com/office/drawing/2016/5/12/chartex" xmlns:cx7="http://schemas.microsoft.com/office/drawing/2016/5/13/chartex" xmlns:cx8="http://schemas.microsoft.com/office/drawing/2016/5/14/chartex" xmlns:mc="http://schemas.openxmlformats.org/markup-compatibility/2006" xmlns:aink="http://schemas.microsoft.com/office/drawing/2016/ink" xmlns:am3d="http://schemas.microsoft.com/office/drawing/2017/model3d" xmlns:o="urn:schemas-microsoft-com:office:office" xmlns:oel="http://schemas.microsoft.com/office/2019/extlst" xmlns:r="http://schemas.openxmlformats.org/officeDocument/2006/relationships" xmlns:m="http://schemas.openxmlformats.org/officeDocument/2006/math" xmlns:v="urn:schemas-microsoft-com:vml" xmlns:wp14="http://schemas.microsoft.com/office/word/2010/wordprocessingDrawing" xmlns:wp="http://schemas.openxmlformats.org/drawingml/2006/wordprocessingDrawing" xmlns:w10="urn:schemas-microsoft-com:office:word" xmlns:w="http://schemas.openxmlformats.org/wordprocessingml/2006/main" xmlns:w14="http://schemas.microsoft.com/office/word/2010/wordml" xmlns:w15="http://schemas.microsoft.com/office/word/2012/wordml" xmlns:w16cex="http://schemas.microsoft.com/office/word/2018/wordml/cex" xmlns:w16cid="http://schemas.microsoft.com/office/word/2016/wordml/cid" xmlns:w16="http://schemas.microsoft.com/office/word/2018/wordml" xmlns:w16du="http://schemas.microsoft.com/office/word/2023/wordml/word16du" xmlns:w16sdtdh="http://schemas.microsoft.com/office/word/2020/wordml/sdtdatahash" xmlns:w16sdtfl="http://schemas.microsoft.com/office/word/2024/wordml/sdtformatlock" xmlns:w16se="http://schemas.microsoft.com/office/word/2015/wordml/symex" xmlns:wpg="http://schemas.microsoft.com/office/word/2010/wordprocessingGroup" xmlns:wpi="http://schemas.microsoft.com/office/word/2010/wordprocessingInk" xmlns:wne="http://schemas.microsoft.com/office/word/2006/wordml" xmlns:wps="http://schemas.microsoft.com/office/word/2010/wordprocessingShape" mc:Ignorable="w14 w15 w16se w16cid w16 w16cex w16sdtdh w16sdtfl w16du wp14">
+<w:endnotes xmlns:wpc="http://schemas.microsoft.com/office/word/2010/wordprocessingCanvas" xmlns:cx="http://schemas.microsoft.com/office/drawing/2014/chartex" xmlns:cx1="http://schemas.microsoft.com/office/drawing/2015/9/8/chartex" xmlns:cx2="http://schemas.microsoft.com/office/drawing/2015/10/21/chartex" xmlns:cx3="http://schemas.microsoft.com/office/drawing/2016/5/9/chartex" xmlns:cx4="http://schemas.microsoft.com/office/drawing/2016/5/10/chartex" xmlns:cx5="http://schemas.microsoft.com/office/drawing/2016/5/11/chartex" xmlns:cx6="http://schemas.microsoft.com/office/drawing/2016/5/12/chartex" xmlns:cx7="http://schemas.microsoft.com/office/drawing/2016/5/13/chartex" xmlns:cx8="http://schemas.microsoft.com/office/drawing/2016/5/14/chartex" xmlns:mc="http://schemas.openxmlformats.org/markup-compatibility/2006" xmlns:aink="http://schemas.microsoft.com/office/drawing/2016/ink" xmlns:am3d="http://schemas.microsoft.com/office/drawing/2017/model3d" xmlns:o="urn:schemas-microsoft-com:office:office" xmlns:oel="http://schemas.microsoft.com/office/2019/extlst" xmlns:r="http://schemas.openxmlformats.org/officeDocument/2006/relationships" xmlns:m="http://schemas.openxmlformats.org/officeDocument/2006/math" xmlns:v="urn:schemas-microsoft-com:vml" xmlns:wp14="http://schemas.microsoft.com/office/word/2010/wordprocessingDrawing" xmlns:wp="http://schemas.openxmlformats.org/drawingml/2006/wordprocessingDrawing" xmlns:w10="urn:schemas-microsoft-com:office:word" xmlns:w="http://schemas.openxmlformats.org/wordprocessingml/2006/main" xmlns:w14="http://schemas.microsoft.com/office/word/2010/wordml" xmlns:w15="http://schemas.microsoft.com/office/word/2012/wordml" xmlns:w16cex="http://schemas.microsoft.com/office/word/2018/wordml/cex" xmlns:w16cid="http://schemas.microsoft.com/office/word/2016/wordml/cid" xmlns:w16="http://schemas.microsoft.com/office/word/2018/wordml" xmlns:w16sdtdh="http://schemas.microsoft.com/office/word/2020/wordml/sdtdatahash" xmlns:w16se="http://schemas.microsoft.com/office/word/2015/wordml/symex" xmlns:wpg="http://schemas.microsoft.com/office/word/2010/wordprocessingGroup" xmlns:wpi="http://schemas.microsoft.com/office/word/2010/wordprocessingInk" xmlns:wne="http://schemas.microsoft.com/office/word/2006/wordml" xmlns:wps="http://schemas.microsoft.com/office/word/2010/wordprocessingShape" mc:Ignorable="w14 w15 w16se w16cid w16 w16cex w16sdtdh wp14">
   <w:endnote w:type="separator" w:id="-1">
     <w:p>
       <w:pPr>
         <w:spacing w:line="240" w:lineRule="auto"/>
-        <w:rPr>
-          <w:rFonts w:hint="eastAsia"/>
-        </w:rPr>
       </w:pPr>
       <w:r>
         <w:separator/>
@@ -135,9 +482,6 @@
     <w:p>
       <w:pPr>
         <w:spacing w:line="240" w:lineRule="auto"/>
-        <w:rPr>
-          <w:rFonts w:hint="eastAsia"/>
-        </w:rPr>
       </w:pPr>
       <w:r>
         <w:continuationSeparator/>
@@ -148,14 +492,11 @@
 </file>
 
 <file path=word/footnotes.xml><?xml version="1.0" encoding="utf-8"?>
-<w:footnotes xmlns:wpc="http://schemas.microsoft.com/office/word/2010/wordprocessingCanvas" xmlns:cx="http://schemas.microsoft.com/office/drawing/2014/chartex" xmlns:cx1="http://schemas.microsoft.com/office/drawing/2015/9/8/chartex" xmlns:cx2="http://schemas.microsoft.com/office/drawing/2015/10/21/chartex" xmlns:cx3="http://schemas.microsoft.com/office/drawing/2016/5/9/chartex" xmlns:cx4="http://schemas.microsoft.com/office/drawing/2016/5/10/chartex" xmlns:cx5="http://schemas.microsoft.com/office/drawing/2016/5/11/chartex" xmlns:cx6="http://schemas.microsoft.com/office/drawing/2016/5/12/chartex" xmlns:cx7="http://schemas.microsoft.com/office/drawing/2016/5/13/chartex" xmlns:cx8="http://schemas.microsoft.com/office/drawing/2016/5/14/chartex" xmlns:mc="http://schemas.openxmlformats.org/markup-compatibility/2006" xmlns:aink="http://schemas.microsoft.com/office/drawing/2016/ink" xmlns:am3d="http://schemas.microsoft.com/office/drawing/2017/model3d" xmlns:o="urn:schemas-microsoft-com:office:office" xmlns:oel="http://schemas.microsoft.com/office/2019/extlst" xmlns:r="http://schemas.openxmlformats.org/officeDocument/2006/relationships" xmlns:m="http://schemas.openxmlformats.org/officeDocument/2006/math" xmlns:v="urn:schemas-microsoft-com:vml" xmlns:wp14="http://schemas.microsoft.com/office/word/2010/wordprocessingDrawing" xmlns:wp="http://schemas.openxmlformats.org/drawingml/2006/wordprocessingDrawing" xmlns:w10="urn:schemas-microsoft-com:office:word" xmlns:w="http://schemas.openxmlformats.org/wordprocessingml/2006/main" xmlns:w14="http://schemas.microsoft.com/office/word/2010/wordml" xmlns:w15="http://schemas.microsoft.com/office/word/2012/wordml" xmlns:w16cex="http://schemas.microsoft.com/office/word/2018/wordml/cex" xmlns:w16cid="http://schemas.microsoft.com/office/word/2016/wordml/cid" xmlns:w16="http://schemas.microsoft.com/office/word/2018/wordml" xmlns:w16du="http://schemas.microsoft.com/office/word/2023/wordml/word16du" xmlns:w16sdtdh="http://schemas.microsoft.com/office/word/2020/wordml/sdtdatahash" xmlns:w16sdtfl="http://schemas.microsoft.com/office/word/2024/wordml/sdtformatlock" xmlns:w16se="http://schemas.microsoft.com/office/word/2015/wordml/symex" xmlns:wpg="http://schemas.microsoft.com/office/word/2010/wordprocessingGroup" xmlns:wpi="http://schemas.microsoft.com/office/word/2010/wordprocessingInk" xmlns:wne="http://schemas.microsoft.com/office/word/2006/wordml" xmlns:wps="http://schemas.microsoft.com/office/word/2010/wordprocessingShape" mc:Ignorable="w14 w15 w16se w16cid w16 w16cex w16sdtdh w16sdtfl w16du wp14">
+<w:footnotes xmlns:wpc="http://schemas.microsoft.com/office/word/2010/wordprocessingCanvas" xmlns:cx="http://schemas.microsoft.com/office/drawing/2014/chartex" xmlns:cx1="http://schemas.microsoft.com/office/drawing/2015/9/8/chartex" xmlns:cx2="http://schemas.microsoft.com/office/drawing/2015/10/21/chartex" xmlns:cx3="http://schemas.microsoft.com/office/drawing/2016/5/9/chartex" xmlns:cx4="http://schemas.microsoft.com/office/drawing/2016/5/10/chartex" xmlns:cx5="http://schemas.microsoft.com/office/drawing/2016/5/11/chartex" xmlns:cx6="http://schemas.microsoft.com/office/drawing/2016/5/12/chartex" xmlns:cx7="http://schemas.microsoft.com/office/drawing/2016/5/13/chartex" xmlns:cx8="http://schemas.microsoft.com/office/drawing/2016/5/14/chartex" xmlns:mc="http://schemas.openxmlformats.org/markup-compatibility/2006" xmlns:aink="http://schemas.microsoft.com/office/drawing/2016/ink" xmlns:am3d="http://schemas.microsoft.com/office/drawing/2017/model3d" xmlns:o="urn:schemas-microsoft-com:office:office" xmlns:oel="http://schemas.microsoft.com/office/2019/extlst" xmlns:r="http://schemas.openxmlformats.org/officeDocument/2006/relationships" xmlns:m="http://schemas.openxmlformats.org/officeDocument/2006/math" xmlns:v="urn:schemas-microsoft-com:vml" xmlns:wp14="http://schemas.microsoft.com/office/word/2010/wordprocessingDrawing" xmlns:wp="http://schemas.openxmlformats.org/drawingml/2006/wordprocessingDrawing" xmlns:w10="urn:schemas-microsoft-com:office:word" xmlns:w="http://schemas.openxmlformats.org/wordprocessingml/2006/main" xmlns:w14="http://schemas.microsoft.com/office/word/2010/wordml" xmlns:w15="http://schemas.microsoft.com/office/word/2012/wordml" xmlns:w16cex="http://schemas.microsoft.com/office/word/2018/wordml/cex" xmlns:w16cid="http://schemas.microsoft.com/office/word/2016/wordml/cid" xmlns:w16="http://schemas.microsoft.com/office/word/2018/wordml" xmlns:w16sdtdh="http://schemas.microsoft.com/office/word/2020/wordml/sdtdatahash" xmlns:w16se="http://schemas.microsoft.com/office/word/2015/wordml/symex" xmlns:wpg="http://schemas.microsoft.com/office/word/2010/wordprocessingGroup" xmlns:wpi="http://schemas.microsoft.com/office/word/2010/wordprocessingInk" xmlns:wne="http://schemas.microsoft.com/office/word/2006/wordml" xmlns:wps="http://schemas.microsoft.com/office/word/2010/wordprocessingShape" mc:Ignorable="w14 w15 w16se w16cid w16 w16cex w16sdtdh wp14">
   <w:footnote w:type="separator" w:id="-1">
     <w:p>
       <w:pPr>
         <w:spacing w:line="240" w:lineRule="auto"/>
-        <w:rPr>
-          <w:rFonts w:hint="eastAsia"/>
-        </w:rPr>
       </w:pPr>
       <w:r>
         <w:separator/>
@@ -166,9 +507,6 @@
     <w:p>
       <w:pPr>
         <w:spacing w:line="240" w:lineRule="auto"/>
-        <w:rPr>
-          <w:rFonts w:hint="eastAsia"/>
-        </w:rPr>
       </w:pPr>
       <w:r>
         <w:continuationSeparator/>
@@ -179,7 +517,7 @@
 </file>
 
 <file path=word/styles.xml><?xml version="1.0" encoding="utf-8"?>
-<w:styles xmlns:mc="http://schemas.openxmlformats.org/markup-compatibility/2006" xmlns:r="http://schemas.openxmlformats.org/officeDocument/2006/relationships" xmlns:w="http://schemas.openxmlformats.org/wordprocessingml/2006/main" xmlns:w14="http://schemas.microsoft.com/office/word/2010/wordml" xmlns:w15="http://schemas.microsoft.com/office/word/2012/wordml" xmlns:w16cex="http://schemas.microsoft.com/office/word/2018/wordml/cex" xmlns:w16cid="http://schemas.microsoft.com/office/word/2016/wordml/cid" xmlns:w16="http://schemas.microsoft.com/office/word/2018/wordml" xmlns:w16du="http://schemas.microsoft.com/office/word/2023/wordml/word16du" xmlns:w16sdtdh="http://schemas.microsoft.com/office/word/2020/wordml/sdtdatahash" xmlns:w16sdtfl="http://schemas.microsoft.com/office/word/2024/wordml/sdtformatlock" xmlns:w16se="http://schemas.microsoft.com/office/word/2015/wordml/symex" mc:Ignorable="w14 w15 w16se w16cid w16 w16cex w16sdtdh w16sdtfl w16du">
+<w:styles xmlns:mc="http://schemas.openxmlformats.org/markup-compatibility/2006" xmlns:r="http://schemas.openxmlformats.org/officeDocument/2006/relationships" xmlns:w="http://schemas.openxmlformats.org/wordprocessingml/2006/main" xmlns:w14="http://schemas.microsoft.com/office/word/2010/wordml" xmlns:w15="http://schemas.microsoft.com/office/word/2012/wordml" xmlns:w16cex="http://schemas.microsoft.com/office/word/2018/wordml/cex" xmlns:w16cid="http://schemas.microsoft.com/office/word/2016/wordml/cid" xmlns:w16="http://schemas.microsoft.com/office/word/2018/wordml" xmlns:w16sdtdh="http://schemas.microsoft.com/office/word/2020/wordml/sdtdatahash" xmlns:w16se="http://schemas.microsoft.com/office/word/2015/wordml/symex" mc:Ignorable="w14 w15 w16se w16cid w16 w16cex w16sdtdh">
   <w:docDefaults>
     <w:rPrDefault>
       <w:rPr>
@@ -615,20 +953,18 @@
     <w:next w:val="a"/>
     <w:link w:val="20"/>
     <w:uiPriority w:val="9"/>
-    <w:semiHidden/>
     <w:unhideWhenUsed/>
     <w:qFormat/>
-    <w:rsid w:val="006F2FB4"/>
+    <w:rsid w:val="00B13FBF"/>
     <w:pPr>
       <w:keepNext/>
       <w:keepLines/>
-      <w:spacing w:before="160" w:after="80"/>
       <w:outlineLvl w:val="1"/>
     </w:pPr>
     <w:rPr>
-      <w:rFonts w:asciiTheme="majorHAnsi" w:eastAsiaTheme="majorEastAsia" w:hAnsiTheme="majorHAnsi" w:cstheme="majorBidi"/>
-      <w:color w:val="0F4761" w:themeColor="accent1" w:themeShade="BF"/>
-      <w:sz w:val="40"/>
+      <w:rFonts w:cstheme="majorBidi"/>
+      <w:b/>
+      <w:color w:val="000000" w:themeColor="text1"/>
       <w:szCs w:val="40"/>
     </w:rPr>
   </w:style>
@@ -831,12 +1167,12 @@
     <w:basedOn w:val="a0"/>
     <w:link w:val="2"/>
     <w:uiPriority w:val="9"/>
-    <w:semiHidden/>
-    <w:rsid w:val="006F2FB4"/>
-    <w:rPr>
-      <w:rFonts w:asciiTheme="majorHAnsi" w:eastAsiaTheme="majorEastAsia" w:hAnsiTheme="majorHAnsi" w:cstheme="majorBidi"/>
-      <w:color w:val="0F4761" w:themeColor="accent1" w:themeShade="BF"/>
-      <w:sz w:val="40"/>
+    <w:rsid w:val="00B13FBF"/>
+    <w:rPr>
+      <w:rFonts w:ascii="Times New Roman" w:eastAsia="仿宋" w:hAnsi="Times New Roman" w:cstheme="majorBidi"/>
+      <w:b/>
+      <w:color w:val="000000" w:themeColor="text1"/>
+      <w:sz w:val="24"/>
       <w:szCs w:val="40"/>
     </w:rPr>
   </w:style>
@@ -1190,6 +1526,18 @@
     <w:rPr>
       <w:color w:val="605E5C"/>
       <w:shd w:val="clear" w:color="auto" w:fill="E1DFDD"/>
+    </w:rPr>
+  </w:style>
+  <w:style w:type="character" w:styleId="af4">
+    <w:name w:val="FollowedHyperlink"/>
+    <w:basedOn w:val="a0"/>
+    <w:uiPriority w:val="99"/>
+    <w:semiHidden/>
+    <w:unhideWhenUsed/>
+    <w:rsid w:val="0029574B"/>
+    <w:rPr>
+      <w:color w:val="96607D" w:themeColor="followedHyperlink"/>
+      <w:u w:val="single"/>
     </w:rPr>
   </w:style>
 </w:styles>

--- a/2. Linux系统/9. Linux IO/4. Linux异步IO框架io_uring.docx
+++ b/2. Linux系统/9. Linux IO/4. Linux异步IO框架io_uring.docx
@@ -141,6 +141,11 @@
       </w:hyperlink>
     </w:p>
     <w:p>
+      <w:pPr>
+        <w:rPr>
+          <w:rStyle w:val="af2"/>
+        </w:rPr>
+      </w:pPr>
       <w:r>
         <w:tab/>
       </w:r>
@@ -189,6 +194,1698 @@
           <w:rFonts w:hint="eastAsia"/>
         </w:rPr>
       </w:pPr>
+      <w:r>
+        <w:tab/>
+      </w:r>
+      <w:proofErr w:type="spellStart"/>
+      <w:r>
+        <w:rPr>
+          <w:rFonts w:hint="eastAsia"/>
+        </w:rPr>
+        <w:t>io_uring</w:t>
+      </w:r>
+      <w:proofErr w:type="spellEnd"/>
+      <w:r>
+        <w:rPr>
+          <w:rFonts w:hint="eastAsia"/>
+        </w:rPr>
+        <w:t xml:space="preserve"> </w:t>
+      </w:r>
+      <w:r>
+        <w:rPr>
+          <w:rFonts w:hint="eastAsia"/>
+        </w:rPr>
+        <w:t>是</w:t>
+      </w:r>
+      <w:r>
+        <w:rPr>
+          <w:rFonts w:hint="eastAsia"/>
+        </w:rPr>
+        <w:t xml:space="preserve"> Linux </w:t>
+      </w:r>
+      <w:r>
+        <w:rPr>
+          <w:rFonts w:hint="eastAsia"/>
+        </w:rPr>
+        <w:t>内核</w:t>
+      </w:r>
+      <w:r>
+        <w:rPr>
+          <w:rFonts w:hint="eastAsia"/>
+        </w:rPr>
+        <w:t xml:space="preserve"> 5.1 </w:t>
+      </w:r>
+      <w:r>
+        <w:rPr>
+          <w:rFonts w:hint="eastAsia"/>
+        </w:rPr>
+        <w:t>版本（</w:t>
+      </w:r>
+      <w:r>
+        <w:rPr>
+          <w:rFonts w:hint="eastAsia"/>
+        </w:rPr>
+        <w:t xml:space="preserve">2019 </w:t>
+      </w:r>
+      <w:r>
+        <w:rPr>
+          <w:rFonts w:hint="eastAsia"/>
+        </w:rPr>
+        <w:t>年）引入的新一代异步</w:t>
+      </w:r>
+      <w:r>
+        <w:rPr>
+          <w:rFonts w:hint="eastAsia"/>
+        </w:rPr>
+        <w:t xml:space="preserve"> I/O </w:t>
+      </w:r>
+      <w:r>
+        <w:rPr>
+          <w:rFonts w:hint="eastAsia"/>
+        </w:rPr>
+        <w:t>框架，旨在为高性能</w:t>
+      </w:r>
+      <w:r>
+        <w:rPr>
+          <w:rFonts w:hint="eastAsia"/>
+        </w:rPr>
+        <w:t xml:space="preserve"> I/O </w:t>
+      </w:r>
+      <w:r>
+        <w:rPr>
+          <w:rFonts w:hint="eastAsia"/>
+        </w:rPr>
+        <w:t>操作提供更高效的接口。</w:t>
+      </w:r>
+      <w:r>
+        <w:rPr>
+          <w:rFonts w:hint="eastAsia"/>
+          <w:color w:val="FF0000"/>
+        </w:rPr>
+        <w:t>与传统的</w:t>
+      </w:r>
+      <w:r>
+        <w:rPr>
+          <w:rFonts w:hint="eastAsia"/>
+          <w:color w:val="FF0000"/>
+        </w:rPr>
+        <w:t xml:space="preserve"> </w:t>
+      </w:r>
+      <w:proofErr w:type="spellStart"/>
+      <w:r>
+        <w:rPr>
+          <w:rFonts w:hint="eastAsia"/>
+          <w:color w:val="FF0000"/>
+        </w:rPr>
+        <w:t>aio</w:t>
+      </w:r>
+      <w:proofErr w:type="spellEnd"/>
+      <w:r>
+        <w:rPr>
+          <w:rFonts w:hint="eastAsia"/>
+          <w:color w:val="FF0000"/>
+        </w:rPr>
+        <w:t>（异步</w:t>
+      </w:r>
+      <w:r>
+        <w:rPr>
+          <w:rFonts w:hint="eastAsia"/>
+          <w:color w:val="FF0000"/>
+        </w:rPr>
+        <w:t xml:space="preserve"> I/O</w:t>
+      </w:r>
+      <w:r>
+        <w:rPr>
+          <w:rFonts w:hint="eastAsia"/>
+          <w:color w:val="FF0000"/>
+        </w:rPr>
+        <w:t>）相比，它通过共享环形缓冲区（</w:t>
+      </w:r>
+      <w:r>
+        <w:rPr>
+          <w:rFonts w:hint="eastAsia"/>
+          <w:color w:val="FF0000"/>
+        </w:rPr>
+        <w:t>Ring Buffer</w:t>
+      </w:r>
+      <w:r>
+        <w:rPr>
+          <w:rFonts w:hint="eastAsia"/>
+          <w:color w:val="FF0000"/>
+        </w:rPr>
+        <w:t>）实现用户态与内核态的低开销通信，大幅提升了异步</w:t>
+      </w:r>
+      <w:r>
+        <w:rPr>
+          <w:rFonts w:hint="eastAsia"/>
+          <w:color w:val="FF0000"/>
+        </w:rPr>
+        <w:t xml:space="preserve"> I/O </w:t>
+      </w:r>
+      <w:r>
+        <w:rPr>
+          <w:rFonts w:hint="eastAsia"/>
+          <w:color w:val="FF0000"/>
+        </w:rPr>
+        <w:t>的性能和灵活性</w:t>
+      </w:r>
+      <w:r>
+        <w:rPr>
+          <w:rFonts w:hint="eastAsia"/>
+        </w:rPr>
+        <w:t>。</w:t>
+      </w:r>
+    </w:p>
+    <w:p>
+      <w:pPr>
+        <w:pStyle w:val="2"/>
+      </w:pPr>
+      <w:r>
+        <w:rPr>
+          <w:rFonts w:hint="eastAsia"/>
+        </w:rPr>
+        <w:t>优点</w:t>
+      </w:r>
+    </w:p>
+    <w:p>
+      <w:pPr>
+        <w:rPr>
+          <w:rFonts w:hint="eastAsia"/>
+        </w:rPr>
+      </w:pPr>
+      <w:r>
+        <w:tab/>
+        <w:t>1</w:t>
+      </w:r>
+      <w:r>
+        <w:rPr>
+          <w:rFonts w:hint="eastAsia"/>
+        </w:rPr>
+        <w:t>、</w:t>
+      </w:r>
+      <w:r>
+        <w:rPr>
+          <w:rFonts w:hint="eastAsia"/>
+        </w:rPr>
+        <w:t>高性能，低开销</w:t>
+      </w:r>
+    </w:p>
+    <w:p>
+      <w:pPr>
+        <w:ind w:firstLine="420"/>
+        <w:rPr>
+          <w:rFonts w:hint="eastAsia"/>
+          <w:color w:val="FF0000"/>
+        </w:rPr>
+      </w:pPr>
+      <w:r>
+        <w:rPr>
+          <w:rFonts w:hint="eastAsia"/>
+          <w:color w:val="FF0000"/>
+        </w:rPr>
+        <w:t>传统异步</w:t>
+      </w:r>
+      <w:r>
+        <w:rPr>
+          <w:rFonts w:hint="eastAsia"/>
+          <w:color w:val="FF0000"/>
+        </w:rPr>
+        <w:t xml:space="preserve"> I/O</w:t>
+      </w:r>
+      <w:r>
+        <w:rPr>
+          <w:rFonts w:hint="eastAsia"/>
+          <w:color w:val="FF0000"/>
+        </w:rPr>
+        <w:t>（如</w:t>
+      </w:r>
+      <w:r>
+        <w:rPr>
+          <w:rFonts w:hint="eastAsia"/>
+          <w:color w:val="FF0000"/>
+        </w:rPr>
+        <w:t xml:space="preserve"> </w:t>
+      </w:r>
+      <w:proofErr w:type="spellStart"/>
+      <w:r>
+        <w:rPr>
+          <w:rFonts w:hint="eastAsia"/>
+          <w:color w:val="FF0000"/>
+        </w:rPr>
+        <w:t>aio_read</w:t>
+      </w:r>
+      <w:proofErr w:type="spellEnd"/>
+      <w:r>
+        <w:rPr>
+          <w:rFonts w:hint="eastAsia"/>
+          <w:color w:val="FF0000"/>
+        </w:rPr>
+        <w:t>）每次提交请求都需要系统调用（</w:t>
+      </w:r>
+      <w:proofErr w:type="spellStart"/>
+      <w:r>
+        <w:rPr>
+          <w:rFonts w:hint="eastAsia"/>
+          <w:color w:val="FF0000"/>
+        </w:rPr>
+        <w:t>syscall</w:t>
+      </w:r>
+      <w:proofErr w:type="spellEnd"/>
+      <w:r>
+        <w:rPr>
+          <w:rFonts w:hint="eastAsia"/>
+          <w:color w:val="FF0000"/>
+        </w:rPr>
+        <w:t>），带来上下文切换开销；</w:t>
+      </w:r>
+      <w:proofErr w:type="spellStart"/>
+      <w:r>
+        <w:rPr>
+          <w:rFonts w:hint="eastAsia"/>
+          <w:color w:val="FF0000"/>
+        </w:rPr>
+        <w:t>io_uring</w:t>
+      </w:r>
+      <w:proofErr w:type="spellEnd"/>
+      <w:r>
+        <w:rPr>
+          <w:rFonts w:hint="eastAsia"/>
+          <w:color w:val="FF0000"/>
+        </w:rPr>
+        <w:t xml:space="preserve"> </w:t>
+      </w:r>
+      <w:r>
+        <w:rPr>
+          <w:rFonts w:hint="eastAsia"/>
+          <w:color w:val="FF0000"/>
+        </w:rPr>
+        <w:t>通过共享内存的环形队列提交</w:t>
+      </w:r>
+      <w:r>
+        <w:rPr>
+          <w:rFonts w:hint="eastAsia"/>
+          <w:color w:val="FF0000"/>
+        </w:rPr>
+        <w:t xml:space="preserve"> / </w:t>
+      </w:r>
+      <w:r>
+        <w:rPr>
+          <w:rFonts w:hint="eastAsia"/>
+          <w:color w:val="FF0000"/>
+        </w:rPr>
+        <w:t>获取请求，减少了系统调用次数（可批量处理）。</w:t>
+      </w:r>
+    </w:p>
+    <w:p>
+      <w:pPr>
+        <w:ind w:firstLine="420"/>
+        <w:rPr>
+          <w:rFonts w:hint="eastAsia"/>
+          <w:color w:val="FF0000"/>
+        </w:rPr>
+      </w:pPr>
+      <w:r>
+        <w:rPr>
+          <w:rFonts w:hint="eastAsia"/>
+          <w:color w:val="FF0000"/>
+        </w:rPr>
+        <w:t>支持</w:t>
+      </w:r>
+      <w:r>
+        <w:rPr>
+          <w:rFonts w:hint="eastAsia"/>
+          <w:color w:val="FF0000"/>
+        </w:rPr>
+        <w:t xml:space="preserve"> </w:t>
+      </w:r>
+      <w:r>
+        <w:rPr>
+          <w:rFonts w:hint="eastAsia"/>
+          <w:color w:val="FF0000"/>
+        </w:rPr>
+        <w:t>“轮询模式”（</w:t>
+      </w:r>
+      <w:r>
+        <w:rPr>
+          <w:rFonts w:hint="eastAsia"/>
+          <w:color w:val="FF0000"/>
+        </w:rPr>
+        <w:t>Polled IO</w:t>
+      </w:r>
+      <w:r>
+        <w:rPr>
+          <w:rFonts w:hint="eastAsia"/>
+          <w:color w:val="FF0000"/>
+        </w:rPr>
+        <w:t>），内核无需通过中断通知</w:t>
+      </w:r>
+      <w:r>
+        <w:rPr>
+          <w:rFonts w:hint="eastAsia"/>
+          <w:color w:val="FF0000"/>
+        </w:rPr>
+        <w:t xml:space="preserve"> I/O </w:t>
+      </w:r>
+      <w:r>
+        <w:rPr>
+          <w:rFonts w:hint="eastAsia"/>
+          <w:color w:val="FF0000"/>
+        </w:rPr>
+        <w:t>完成，用户态可主动查询</w:t>
+      </w:r>
+      <w:r>
+        <w:rPr>
+          <w:rFonts w:hint="eastAsia"/>
+          <w:color w:val="FF0000"/>
+        </w:rPr>
+        <w:t xml:space="preserve"> CQ</w:t>
+      </w:r>
+      <w:r>
+        <w:rPr>
+          <w:rFonts w:hint="eastAsia"/>
+          <w:color w:val="FF0000"/>
+        </w:rPr>
+        <w:t>，适合低延迟场景（如数据库、高频交易）。</w:t>
+      </w:r>
+    </w:p>
+    <w:p>
+      <w:pPr>
+        <w:ind w:firstLine="420"/>
+        <w:rPr>
+          <w:rFonts w:hint="eastAsia"/>
+        </w:rPr>
+      </w:pPr>
+      <w:r>
+        <w:rPr>
+          <w:rFonts w:hint="eastAsia"/>
+        </w:rPr>
+        <w:t>2</w:t>
+      </w:r>
+      <w:r>
+        <w:rPr>
+          <w:rFonts w:hint="eastAsia"/>
+        </w:rPr>
+        <w:t>、</w:t>
+      </w:r>
+      <w:r>
+        <w:rPr>
+          <w:rFonts w:hint="eastAsia"/>
+        </w:rPr>
+        <w:t>全面支持各种</w:t>
+      </w:r>
+      <w:r>
+        <w:rPr>
+          <w:rFonts w:hint="eastAsia"/>
+        </w:rPr>
+        <w:t xml:space="preserve"> I/O </w:t>
+      </w:r>
+      <w:r>
+        <w:rPr>
+          <w:rFonts w:hint="eastAsia"/>
+        </w:rPr>
+        <w:t>操作</w:t>
+      </w:r>
+    </w:p>
+    <w:p>
+      <w:pPr>
+        <w:ind w:firstLine="420"/>
+        <w:rPr>
+          <w:rFonts w:hint="eastAsia"/>
+          <w:color w:val="FF0000"/>
+        </w:rPr>
+      </w:pPr>
+      <w:r>
+        <w:rPr>
+          <w:rFonts w:hint="eastAsia"/>
+          <w:color w:val="FF0000"/>
+        </w:rPr>
+        <w:t>不仅支持磁盘文件</w:t>
+      </w:r>
+      <w:r>
+        <w:rPr>
+          <w:rFonts w:hint="eastAsia"/>
+          <w:color w:val="FF0000"/>
+        </w:rPr>
+        <w:t xml:space="preserve"> I/O</w:t>
+      </w:r>
+      <w:r>
+        <w:rPr>
+          <w:rFonts w:hint="eastAsia"/>
+          <w:color w:val="FF0000"/>
+        </w:rPr>
+        <w:t>（</w:t>
+      </w:r>
+      <w:r>
+        <w:rPr>
+          <w:rFonts w:hint="eastAsia"/>
+          <w:color w:val="FF0000"/>
+        </w:rPr>
+        <w:t>read/write</w:t>
+      </w:r>
+      <w:r>
+        <w:rPr>
+          <w:rFonts w:hint="eastAsia"/>
+          <w:color w:val="FF0000"/>
+        </w:rPr>
+        <w:t>），还支持网络套接字（</w:t>
+      </w:r>
+      <w:r>
+        <w:rPr>
+          <w:rFonts w:hint="eastAsia"/>
+          <w:color w:val="FF0000"/>
+        </w:rPr>
+        <w:t>Socket</w:t>
+      </w:r>
+      <w:r>
+        <w:rPr>
+          <w:rFonts w:hint="eastAsia"/>
+          <w:color w:val="FF0000"/>
+        </w:rPr>
+        <w:t>）、管道（</w:t>
+      </w:r>
+      <w:r>
+        <w:rPr>
+          <w:rFonts w:hint="eastAsia"/>
+          <w:color w:val="FF0000"/>
+        </w:rPr>
+        <w:t>Pipe</w:t>
+      </w:r>
+      <w:r>
+        <w:rPr>
+          <w:rFonts w:hint="eastAsia"/>
+          <w:color w:val="FF0000"/>
+        </w:rPr>
+        <w:t>）、设备文件等，覆盖了几乎所有</w:t>
+      </w:r>
+      <w:r>
+        <w:rPr>
+          <w:rFonts w:hint="eastAsia"/>
+          <w:color w:val="FF0000"/>
+        </w:rPr>
+        <w:t xml:space="preserve"> Linux I/O </w:t>
+      </w:r>
+      <w:r>
+        <w:rPr>
+          <w:rFonts w:hint="eastAsia"/>
+          <w:color w:val="FF0000"/>
+        </w:rPr>
+        <w:t>场景。</w:t>
+      </w:r>
+    </w:p>
+    <w:p>
+      <w:pPr>
+        <w:ind w:firstLine="420"/>
+        <w:rPr>
+          <w:rFonts w:hint="eastAsia"/>
+          <w:color w:val="FF0000"/>
+        </w:rPr>
+      </w:pPr>
+      <w:r>
+        <w:rPr>
+          <w:rFonts w:hint="eastAsia"/>
+          <w:color w:val="FF0000"/>
+        </w:rPr>
+        <w:t>支持带偏移量的</w:t>
+      </w:r>
+      <w:r>
+        <w:rPr>
+          <w:rFonts w:hint="eastAsia"/>
+          <w:color w:val="FF0000"/>
+        </w:rPr>
+        <w:t xml:space="preserve"> I/O</w:t>
+      </w:r>
+      <w:r>
+        <w:rPr>
+          <w:rFonts w:hint="eastAsia"/>
+          <w:color w:val="FF0000"/>
+        </w:rPr>
+        <w:t>、向量</w:t>
+      </w:r>
+      <w:r>
+        <w:rPr>
+          <w:rFonts w:hint="eastAsia"/>
+          <w:color w:val="FF0000"/>
+        </w:rPr>
+        <w:t xml:space="preserve"> I/O</w:t>
+      </w:r>
+      <w:r>
+        <w:rPr>
+          <w:rFonts w:hint="eastAsia"/>
+          <w:color w:val="FF0000"/>
+        </w:rPr>
+        <w:t>（</w:t>
+      </w:r>
+      <w:proofErr w:type="spellStart"/>
+      <w:r>
+        <w:rPr>
+          <w:rFonts w:hint="eastAsia"/>
+          <w:color w:val="FF0000"/>
+        </w:rPr>
+        <w:t>readv</w:t>
+      </w:r>
+      <w:proofErr w:type="spellEnd"/>
+      <w:r>
+        <w:rPr>
+          <w:rFonts w:hint="eastAsia"/>
+          <w:color w:val="FF0000"/>
+        </w:rPr>
+        <w:t>/</w:t>
+      </w:r>
+      <w:proofErr w:type="spellStart"/>
+      <w:r>
+        <w:rPr>
+          <w:rFonts w:hint="eastAsia"/>
+          <w:color w:val="FF0000"/>
+        </w:rPr>
+        <w:t>writev</w:t>
+      </w:r>
+      <w:proofErr w:type="spellEnd"/>
+      <w:r>
+        <w:rPr>
+          <w:rFonts w:hint="eastAsia"/>
+          <w:color w:val="FF0000"/>
+        </w:rPr>
+        <w:t>）、文件打开</w:t>
+      </w:r>
+      <w:r>
+        <w:rPr>
+          <w:rFonts w:hint="eastAsia"/>
+          <w:color w:val="FF0000"/>
+        </w:rPr>
+        <w:t xml:space="preserve"> / </w:t>
+      </w:r>
+      <w:r>
+        <w:rPr>
+          <w:rFonts w:hint="eastAsia"/>
+          <w:color w:val="FF0000"/>
+        </w:rPr>
+        <w:t>关闭等操作，功能比传统</w:t>
+      </w:r>
+      <w:r>
+        <w:rPr>
+          <w:rFonts w:hint="eastAsia"/>
+          <w:color w:val="FF0000"/>
+        </w:rPr>
+        <w:t xml:space="preserve"> </w:t>
+      </w:r>
+      <w:proofErr w:type="spellStart"/>
+      <w:r>
+        <w:rPr>
+          <w:rFonts w:hint="eastAsia"/>
+          <w:color w:val="FF0000"/>
+        </w:rPr>
+        <w:t>aio</w:t>
+      </w:r>
+      <w:proofErr w:type="spellEnd"/>
+      <w:r>
+        <w:rPr>
+          <w:rFonts w:hint="eastAsia"/>
+          <w:color w:val="FF0000"/>
+        </w:rPr>
+        <w:t xml:space="preserve"> </w:t>
+      </w:r>
+      <w:r>
+        <w:rPr>
+          <w:rFonts w:hint="eastAsia"/>
+          <w:color w:val="FF0000"/>
+        </w:rPr>
+        <w:t>更全面。</w:t>
+      </w:r>
+    </w:p>
+    <w:p>
+      <w:pPr>
+        <w:ind w:firstLine="420"/>
+        <w:rPr>
+          <w:rFonts w:hint="eastAsia"/>
+        </w:rPr>
+      </w:pPr>
+      <w:r>
+        <w:rPr>
+          <w:rFonts w:hint="eastAsia"/>
+        </w:rPr>
+        <w:t>3</w:t>
+      </w:r>
+      <w:r>
+        <w:rPr>
+          <w:rFonts w:hint="eastAsia"/>
+        </w:rPr>
+        <w:t>、</w:t>
+      </w:r>
+      <w:r>
+        <w:rPr>
+          <w:rFonts w:hint="eastAsia"/>
+        </w:rPr>
+        <w:t>灵活的同步</w:t>
+      </w:r>
+      <w:r>
+        <w:rPr>
+          <w:rFonts w:hint="eastAsia"/>
+        </w:rPr>
+        <w:t xml:space="preserve"> / </w:t>
+      </w:r>
+      <w:r>
+        <w:rPr>
+          <w:rFonts w:hint="eastAsia"/>
+        </w:rPr>
+        <w:t>异步模式</w:t>
+      </w:r>
+    </w:p>
+    <w:p>
+      <w:pPr>
+        <w:ind w:firstLine="420"/>
+        <w:rPr>
+          <w:rFonts w:hint="eastAsia"/>
+        </w:rPr>
+      </w:pPr>
+      <w:r>
+        <w:rPr>
+          <w:rFonts w:hint="eastAsia"/>
+        </w:rPr>
+        <w:t>可配置为纯异步模式（请求提交后立即返回，内核后台处理）。</w:t>
+      </w:r>
+    </w:p>
+    <w:p>
+      <w:pPr>
+        <w:ind w:firstLine="420"/>
+        <w:rPr>
+          <w:rFonts w:hint="eastAsia"/>
+        </w:rPr>
+      </w:pPr>
+      <w:r>
+        <w:rPr>
+          <w:rFonts w:hint="eastAsia"/>
+        </w:rPr>
+        <w:t>也可配置为</w:t>
+      </w:r>
+      <w:r>
+        <w:rPr>
+          <w:rFonts w:hint="eastAsia"/>
+        </w:rPr>
+        <w:t xml:space="preserve"> </w:t>
+      </w:r>
+      <w:r>
+        <w:rPr>
+          <w:rFonts w:hint="eastAsia"/>
+        </w:rPr>
+        <w:t>“同步提交”</w:t>
+      </w:r>
+      <w:r>
+        <w:rPr>
+          <w:rFonts w:hint="eastAsia"/>
+        </w:rPr>
+        <w:t xml:space="preserve"> </w:t>
+      </w:r>
+      <w:r>
+        <w:rPr>
+          <w:rFonts w:hint="eastAsia"/>
+        </w:rPr>
+        <w:t>模式（等待请求完成后再返回），兼容传统阻塞</w:t>
+      </w:r>
+      <w:r>
+        <w:rPr>
+          <w:rFonts w:hint="eastAsia"/>
+        </w:rPr>
+        <w:t xml:space="preserve"> I/O </w:t>
+      </w:r>
+      <w:r>
+        <w:rPr>
+          <w:rFonts w:hint="eastAsia"/>
+        </w:rPr>
+        <w:t>的使用习惯。</w:t>
+      </w:r>
+    </w:p>
+    <w:p>
+      <w:pPr>
+        <w:ind w:firstLine="420"/>
+        <w:rPr>
+          <w:rFonts w:hint="eastAsia"/>
+        </w:rPr>
+      </w:pPr>
+      <w:r>
+        <w:rPr>
+          <w:rFonts w:hint="eastAsia"/>
+        </w:rPr>
+        <w:t>4</w:t>
+      </w:r>
+      <w:r>
+        <w:rPr>
+          <w:rFonts w:hint="eastAsia"/>
+        </w:rPr>
+        <w:t>、</w:t>
+      </w:r>
+      <w:r>
+        <w:rPr>
+          <w:rFonts w:hint="eastAsia"/>
+        </w:rPr>
+        <w:t>与现有接口兼容，易于迁移</w:t>
+      </w:r>
+    </w:p>
+    <w:p>
+      <w:pPr>
+        <w:ind w:firstLine="420"/>
+        <w:rPr>
+          <w:rFonts w:hint="eastAsia"/>
+        </w:rPr>
+      </w:pPr>
+      <w:r>
+        <w:rPr>
+          <w:rFonts w:hint="eastAsia"/>
+        </w:rPr>
+        <w:t>提供了类似传统系统调用的接口（如</w:t>
+      </w:r>
+      <w:r>
+        <w:rPr>
+          <w:rFonts w:hint="eastAsia"/>
+        </w:rPr>
+        <w:t xml:space="preserve"> </w:t>
+      </w:r>
+      <w:proofErr w:type="spellStart"/>
+      <w:r>
+        <w:rPr>
+          <w:rFonts w:hint="eastAsia"/>
+        </w:rPr>
+        <w:t>io_uring_prep_read</w:t>
+      </w:r>
+      <w:proofErr w:type="spellEnd"/>
+      <w:r>
+        <w:rPr>
+          <w:rFonts w:hint="eastAsia"/>
+        </w:rPr>
+        <w:t xml:space="preserve"> </w:t>
+      </w:r>
+      <w:r>
+        <w:rPr>
+          <w:rFonts w:hint="eastAsia"/>
+        </w:rPr>
+        <w:t>对应</w:t>
+      </w:r>
+      <w:r>
+        <w:rPr>
+          <w:rFonts w:hint="eastAsia"/>
+        </w:rPr>
+        <w:t xml:space="preserve"> read</w:t>
+      </w:r>
+      <w:r>
+        <w:rPr>
+          <w:rFonts w:hint="eastAsia"/>
+        </w:rPr>
+        <w:t>），熟悉</w:t>
+      </w:r>
+      <w:r>
+        <w:rPr>
+          <w:rFonts w:hint="eastAsia"/>
+        </w:rPr>
+        <w:t xml:space="preserve"> </w:t>
+      </w:r>
+      <w:r>
+        <w:rPr>
+          <w:rFonts w:hint="eastAsia"/>
+        </w:rPr>
+        <w:lastRenderedPageBreak/>
+        <w:t xml:space="preserve">Linux I/O </w:t>
+      </w:r>
+      <w:r>
+        <w:rPr>
+          <w:rFonts w:hint="eastAsia"/>
+        </w:rPr>
+        <w:t>编程的开发者易于上手。</w:t>
+      </w:r>
+    </w:p>
+    <w:p>
+      <w:pPr>
+        <w:ind w:firstLine="420"/>
+        <w:rPr>
+          <w:rFonts w:hint="eastAsia"/>
+        </w:rPr>
+      </w:pPr>
+      <w:r>
+        <w:rPr>
+          <w:rFonts w:hint="eastAsia"/>
+        </w:rPr>
+        <w:t>可逐步替换现有程序中的</w:t>
+      </w:r>
+      <w:r>
+        <w:rPr>
+          <w:rFonts w:hint="eastAsia"/>
+        </w:rPr>
+        <w:t xml:space="preserve"> read/write </w:t>
+      </w:r>
+      <w:r>
+        <w:rPr>
+          <w:rFonts w:hint="eastAsia"/>
+        </w:rPr>
+        <w:t>或</w:t>
+      </w:r>
+      <w:r>
+        <w:rPr>
+          <w:rFonts w:hint="eastAsia"/>
+        </w:rPr>
+        <w:t xml:space="preserve"> </w:t>
+      </w:r>
+      <w:proofErr w:type="spellStart"/>
+      <w:r>
+        <w:rPr>
+          <w:rFonts w:hint="eastAsia"/>
+        </w:rPr>
+        <w:t>aio</w:t>
+      </w:r>
+      <w:proofErr w:type="spellEnd"/>
+      <w:r>
+        <w:rPr>
+          <w:rFonts w:hint="eastAsia"/>
+        </w:rPr>
+        <w:t xml:space="preserve"> </w:t>
+      </w:r>
+      <w:r>
+        <w:rPr>
+          <w:rFonts w:hint="eastAsia"/>
+        </w:rPr>
+        <w:t>调用，无需重构整个</w:t>
+      </w:r>
+      <w:r>
+        <w:rPr>
+          <w:rFonts w:hint="eastAsia"/>
+        </w:rPr>
+        <w:t xml:space="preserve"> I/O </w:t>
+      </w:r>
+      <w:r>
+        <w:rPr>
+          <w:rFonts w:hint="eastAsia"/>
+        </w:rPr>
+        <w:t>逻辑。</w:t>
+      </w:r>
+    </w:p>
+    <w:p>
+      <w:pPr>
+        <w:ind w:firstLine="420"/>
+        <w:rPr>
+          <w:rFonts w:hint="eastAsia"/>
+        </w:rPr>
+      </w:pPr>
+      <w:r>
+        <w:rPr>
+          <w:rFonts w:hint="eastAsia"/>
+        </w:rPr>
+        <w:t>5</w:t>
+      </w:r>
+      <w:r>
+        <w:rPr>
+          <w:rFonts w:hint="eastAsia"/>
+        </w:rPr>
+        <w:t>、</w:t>
+      </w:r>
+      <w:r>
+        <w:rPr>
+          <w:rFonts w:hint="eastAsia"/>
+        </w:rPr>
+        <w:t>支持超时和取消请求</w:t>
+      </w:r>
+    </w:p>
+    <w:p>
+      <w:pPr>
+        <w:ind w:firstLine="420"/>
+        <w:rPr>
+          <w:rFonts w:hint="eastAsia"/>
+        </w:rPr>
+      </w:pPr>
+      <w:r>
+        <w:rPr>
+          <w:rFonts w:hint="eastAsia"/>
+        </w:rPr>
+        <w:t>可对提交的</w:t>
+      </w:r>
+      <w:r>
+        <w:rPr>
+          <w:rFonts w:hint="eastAsia"/>
+        </w:rPr>
+        <w:t xml:space="preserve"> I/O </w:t>
+      </w:r>
+      <w:r>
+        <w:rPr>
+          <w:rFonts w:hint="eastAsia"/>
+        </w:rPr>
+        <w:t>请求设置超时时间，避免无限等待。</w:t>
+      </w:r>
+    </w:p>
+    <w:p>
+      <w:pPr>
+        <w:ind w:firstLine="420"/>
+        <w:rPr>
+          <w:rFonts w:hint="eastAsia"/>
+        </w:rPr>
+      </w:pPr>
+      <w:r>
+        <w:rPr>
+          <w:rFonts w:hint="eastAsia"/>
+        </w:rPr>
+        <w:t>支持在请求完成前取消，增强了对异常场景的处理能力。</w:t>
+      </w:r>
+    </w:p>
+    <w:p>
+      <w:pPr>
+        <w:pStyle w:val="2"/>
+      </w:pPr>
+      <w:r>
+        <w:rPr>
+          <w:rFonts w:hint="eastAsia"/>
+        </w:rPr>
+        <w:t>缺点</w:t>
+      </w:r>
+    </w:p>
+    <w:p>
+      <w:pPr>
+        <w:ind w:firstLine="420"/>
+        <w:rPr>
+          <w:rFonts w:hint="eastAsia"/>
+        </w:rPr>
+      </w:pPr>
+      <w:r>
+        <w:t>1</w:t>
+      </w:r>
+      <w:r>
+        <w:rPr>
+          <w:rFonts w:hint="eastAsia"/>
+        </w:rPr>
+        <w:t>、</w:t>
+      </w:r>
+      <w:r>
+        <w:rPr>
+          <w:rFonts w:hint="eastAsia"/>
+        </w:rPr>
+        <w:t>内核版本依赖</w:t>
+      </w:r>
+    </w:p>
+    <w:p>
+      <w:pPr>
+        <w:ind w:firstLine="420"/>
+        <w:rPr>
+          <w:rFonts w:hint="eastAsia"/>
+        </w:rPr>
+      </w:pPr>
+      <w:r>
+        <w:rPr>
+          <w:rFonts w:hint="eastAsia"/>
+        </w:rPr>
+        <w:t>最低要求</w:t>
+      </w:r>
+      <w:r>
+        <w:rPr>
+          <w:rFonts w:hint="eastAsia"/>
+        </w:rPr>
+        <w:t xml:space="preserve"> Linux 5.1 </w:t>
+      </w:r>
+      <w:r>
+        <w:rPr>
+          <w:rFonts w:hint="eastAsia"/>
+        </w:rPr>
+        <w:t>版本，且许多高级功能（如网络</w:t>
+      </w:r>
+      <w:r>
+        <w:rPr>
+          <w:rFonts w:hint="eastAsia"/>
+        </w:rPr>
+        <w:t xml:space="preserve"> I/O </w:t>
+      </w:r>
+      <w:r>
+        <w:rPr>
+          <w:rFonts w:hint="eastAsia"/>
+        </w:rPr>
+        <w:t>支持、轮询模式）需要更高版本（如</w:t>
+      </w:r>
+      <w:r>
+        <w:rPr>
+          <w:rFonts w:hint="eastAsia"/>
+        </w:rPr>
+        <w:t xml:space="preserve"> 5.4+</w:t>
+      </w:r>
+      <w:r>
+        <w:rPr>
+          <w:rFonts w:hint="eastAsia"/>
+        </w:rPr>
+        <w:t>），在旧系统上无法使用。</w:t>
+      </w:r>
+    </w:p>
+    <w:p>
+      <w:pPr>
+        <w:ind w:firstLine="420"/>
+        <w:rPr>
+          <w:rFonts w:hint="eastAsia"/>
+        </w:rPr>
+      </w:pPr>
+      <w:r>
+        <w:rPr>
+          <w:rFonts w:hint="eastAsia"/>
+        </w:rPr>
+        <w:t>不同内核版本的</w:t>
+      </w:r>
+      <w:r>
+        <w:rPr>
+          <w:rFonts w:hint="eastAsia"/>
+        </w:rPr>
+        <w:t xml:space="preserve"> </w:t>
+      </w:r>
+      <w:proofErr w:type="spellStart"/>
+      <w:r>
+        <w:rPr>
+          <w:rFonts w:hint="eastAsia"/>
+        </w:rPr>
+        <w:t>io_uring</w:t>
+      </w:r>
+      <w:proofErr w:type="spellEnd"/>
+      <w:r>
+        <w:rPr>
+          <w:rFonts w:hint="eastAsia"/>
+        </w:rPr>
+        <w:t xml:space="preserve"> </w:t>
+      </w:r>
+      <w:r>
+        <w:rPr>
+          <w:rFonts w:hint="eastAsia"/>
+        </w:rPr>
+        <w:t>接口可能存在差异，兼容性维护成本较高。</w:t>
+      </w:r>
+    </w:p>
+    <w:p>
+      <w:pPr>
+        <w:ind w:firstLine="420"/>
+        <w:rPr>
+          <w:rFonts w:hint="eastAsia"/>
+        </w:rPr>
+      </w:pPr>
+      <w:r>
+        <w:rPr>
+          <w:rFonts w:hint="eastAsia"/>
+        </w:rPr>
+        <w:t>2</w:t>
+      </w:r>
+      <w:r>
+        <w:rPr>
+          <w:rFonts w:hint="eastAsia"/>
+        </w:rPr>
+        <w:t>、</w:t>
+      </w:r>
+      <w:r>
+        <w:rPr>
+          <w:rFonts w:hint="eastAsia"/>
+        </w:rPr>
+        <w:t>编程复杂度高</w:t>
+      </w:r>
+    </w:p>
+    <w:p>
+      <w:pPr>
+        <w:ind w:firstLine="420"/>
+        <w:rPr>
+          <w:rFonts w:hint="eastAsia"/>
+        </w:rPr>
+      </w:pPr>
+      <w:r>
+        <w:rPr>
+          <w:rFonts w:hint="eastAsia"/>
+        </w:rPr>
+        <w:t>相比简单的</w:t>
+      </w:r>
+      <w:r>
+        <w:rPr>
+          <w:rFonts w:hint="eastAsia"/>
+        </w:rPr>
+        <w:t xml:space="preserve"> read/write </w:t>
+      </w:r>
+      <w:r>
+        <w:rPr>
+          <w:rFonts w:hint="eastAsia"/>
+        </w:rPr>
+        <w:t>或</w:t>
+      </w:r>
+      <w:r>
+        <w:rPr>
+          <w:rFonts w:hint="eastAsia"/>
+        </w:rPr>
+        <w:t xml:space="preserve"> </w:t>
+      </w:r>
+      <w:proofErr w:type="spellStart"/>
+      <w:r>
+        <w:rPr>
+          <w:rFonts w:hint="eastAsia"/>
+        </w:rPr>
+        <w:t>fread</w:t>
+      </w:r>
+      <w:proofErr w:type="spellEnd"/>
+      <w:r>
+        <w:rPr>
+          <w:rFonts w:hint="eastAsia"/>
+        </w:rPr>
+        <w:t>/</w:t>
+      </w:r>
+      <w:proofErr w:type="spellStart"/>
+      <w:r>
+        <w:rPr>
+          <w:rFonts w:hint="eastAsia"/>
+        </w:rPr>
+        <w:t>fwrite</w:t>
+      </w:r>
+      <w:proofErr w:type="spellEnd"/>
+      <w:r>
+        <w:rPr>
+          <w:rFonts w:hint="eastAsia"/>
+        </w:rPr>
+        <w:t>，</w:t>
+      </w:r>
+      <w:proofErr w:type="spellStart"/>
+      <w:r>
+        <w:rPr>
+          <w:rFonts w:hint="eastAsia"/>
+        </w:rPr>
+        <w:t>io_uring</w:t>
+      </w:r>
+      <w:proofErr w:type="spellEnd"/>
+      <w:r>
+        <w:rPr>
+          <w:rFonts w:hint="eastAsia"/>
+        </w:rPr>
+        <w:t xml:space="preserve"> </w:t>
+      </w:r>
+      <w:r>
+        <w:rPr>
+          <w:rFonts w:hint="eastAsia"/>
+        </w:rPr>
+        <w:t>需要手动管理</w:t>
+      </w:r>
+      <w:r>
+        <w:rPr>
+          <w:rFonts w:hint="eastAsia"/>
+        </w:rPr>
+        <w:t xml:space="preserve"> SQ/CQ </w:t>
+      </w:r>
+      <w:r>
+        <w:rPr>
+          <w:rFonts w:hint="eastAsia"/>
+        </w:rPr>
+        <w:t>队列、请求结构和内存映射，代码量和调试难度增加。</w:t>
+      </w:r>
+    </w:p>
+    <w:p>
+      <w:pPr>
+        <w:ind w:firstLine="420"/>
+        <w:rPr>
+          <w:rFonts w:hint="eastAsia"/>
+        </w:rPr>
+      </w:pPr>
+      <w:r>
+        <w:rPr>
+          <w:rFonts w:hint="eastAsia"/>
+        </w:rPr>
+        <w:t>需处理请求提交、完成事件轮询、错误码解析等细节，对开发者的系统编程能力要求较高。</w:t>
+      </w:r>
+    </w:p>
+    <w:p>
+      <w:pPr>
+        <w:ind w:firstLine="420"/>
+        <w:rPr>
+          <w:rFonts w:hint="eastAsia"/>
+        </w:rPr>
+      </w:pPr>
+      <w:r>
+        <w:rPr>
+          <w:rFonts w:hint="eastAsia"/>
+        </w:rPr>
+        <w:t>3</w:t>
+      </w:r>
+      <w:r>
+        <w:rPr>
+          <w:rFonts w:hint="eastAsia"/>
+        </w:rPr>
+        <w:t>、</w:t>
+      </w:r>
+      <w:r>
+        <w:rPr>
+          <w:rFonts w:hint="eastAsia"/>
+        </w:rPr>
+        <w:t>资源消耗与调试难度</w:t>
+      </w:r>
+    </w:p>
+    <w:p>
+      <w:pPr>
+        <w:ind w:firstLine="420"/>
+        <w:rPr>
+          <w:rFonts w:hint="eastAsia"/>
+        </w:rPr>
+      </w:pPr>
+      <w:r>
+        <w:rPr>
+          <w:rFonts w:hint="eastAsia"/>
+        </w:rPr>
+        <w:t>共享队列需要预先分配内存，且队列大小固定（创建时指定），若队列满则需等待空间，可能成为瓶颈。</w:t>
+      </w:r>
+    </w:p>
+    <w:p>
+      <w:pPr>
+        <w:ind w:firstLine="420"/>
+        <w:rPr>
+          <w:rFonts w:hint="eastAsia"/>
+        </w:rPr>
+      </w:pPr>
+      <w:r>
+        <w:rPr>
+          <w:rFonts w:hint="eastAsia"/>
+        </w:rPr>
+        <w:t>异步</w:t>
+      </w:r>
+      <w:r>
+        <w:rPr>
+          <w:rFonts w:hint="eastAsia"/>
+        </w:rPr>
+        <w:t xml:space="preserve"> I/O </w:t>
+      </w:r>
+      <w:r>
+        <w:rPr>
+          <w:rFonts w:hint="eastAsia"/>
+        </w:rPr>
+        <w:t>的调试难度高于同步</w:t>
+      </w:r>
+      <w:r>
+        <w:rPr>
+          <w:rFonts w:hint="eastAsia"/>
+        </w:rPr>
+        <w:t xml:space="preserve"> I/O</w:t>
+      </w:r>
+      <w:r>
+        <w:rPr>
+          <w:rFonts w:hint="eastAsia"/>
+        </w:rPr>
+        <w:t>，问题（如内存泄漏、请求丢失）难以复现和定位。</w:t>
+      </w:r>
+    </w:p>
+    <w:p>
+      <w:pPr>
+        <w:ind w:firstLine="420"/>
+        <w:rPr>
+          <w:rFonts w:hint="eastAsia"/>
+        </w:rPr>
+      </w:pPr>
+      <w:r>
+        <w:rPr>
+          <w:rFonts w:hint="eastAsia"/>
+        </w:rPr>
+        <w:t>4</w:t>
+      </w:r>
+      <w:r>
+        <w:rPr>
+          <w:rFonts w:hint="eastAsia"/>
+        </w:rPr>
+        <w:t>、</w:t>
+      </w:r>
+      <w:r>
+        <w:rPr>
+          <w:rFonts w:hint="eastAsia"/>
+        </w:rPr>
+        <w:t>在低并发场景优势不明显</w:t>
+      </w:r>
+    </w:p>
+    <w:p>
+      <w:pPr>
+        <w:ind w:firstLine="420"/>
+        <w:rPr>
+          <w:rFonts w:hint="eastAsia"/>
+        </w:rPr>
+      </w:pPr>
+      <w:r>
+        <w:rPr>
+          <w:rFonts w:hint="eastAsia"/>
+        </w:rPr>
+        <w:t>对于</w:t>
+      </w:r>
+      <w:r>
+        <w:rPr>
+          <w:rFonts w:hint="eastAsia"/>
+        </w:rPr>
+        <w:t xml:space="preserve"> I/O </w:t>
+      </w:r>
+      <w:r>
+        <w:rPr>
+          <w:rFonts w:hint="eastAsia"/>
+        </w:rPr>
+        <w:t>操作少、并发度低的程序，</w:t>
+      </w:r>
+      <w:proofErr w:type="spellStart"/>
+      <w:r>
+        <w:rPr>
+          <w:rFonts w:hint="eastAsia"/>
+        </w:rPr>
+        <w:t>io_uring</w:t>
+      </w:r>
+      <w:proofErr w:type="spellEnd"/>
+      <w:r>
+        <w:rPr>
+          <w:rFonts w:hint="eastAsia"/>
+        </w:rPr>
+        <w:t xml:space="preserve"> </w:t>
+      </w:r>
+      <w:r>
+        <w:rPr>
+          <w:rFonts w:hint="eastAsia"/>
+        </w:rPr>
+        <w:t>的性能优势被其初始化和管理开销抵消，可能不如传统同步</w:t>
+      </w:r>
+      <w:r>
+        <w:rPr>
+          <w:rFonts w:hint="eastAsia"/>
+        </w:rPr>
+        <w:t xml:space="preserve"> I/O </w:t>
+      </w:r>
+      <w:r>
+        <w:rPr>
+          <w:rFonts w:hint="eastAsia"/>
+        </w:rPr>
+        <w:t>简单高效。</w:t>
+      </w:r>
+    </w:p>
+    <w:p>
+      <w:pPr>
+        <w:ind w:firstLine="420"/>
+        <w:rPr>
+          <w:rFonts w:hint="eastAsia"/>
+        </w:rPr>
+      </w:pPr>
+      <w:r>
+        <w:rPr>
+          <w:rFonts w:hint="eastAsia"/>
+        </w:rPr>
+        <w:t>5</w:t>
+      </w:r>
+      <w:r>
+        <w:rPr>
+          <w:rFonts w:hint="eastAsia"/>
+        </w:rPr>
+        <w:t>、</w:t>
+      </w:r>
+      <w:r>
+        <w:rPr>
+          <w:rFonts w:hint="eastAsia"/>
+        </w:rPr>
+        <w:t>部分场景支持不完善</w:t>
+      </w:r>
+    </w:p>
+    <w:p>
+      <w:pPr>
+        <w:ind w:firstLine="420"/>
+        <w:rPr>
+          <w:rFonts w:hint="eastAsia"/>
+        </w:rPr>
+      </w:pPr>
+      <w:r>
+        <w:rPr>
+          <w:rFonts w:hint="eastAsia"/>
+        </w:rPr>
+        <w:t>虽然功能全面，但某些特殊场景（如带有复杂文件锁的</w:t>
+      </w:r>
+      <w:r>
+        <w:rPr>
+          <w:rFonts w:hint="eastAsia"/>
+        </w:rPr>
+        <w:t xml:space="preserve"> I/O</w:t>
+      </w:r>
+      <w:r>
+        <w:rPr>
+          <w:rFonts w:hint="eastAsia"/>
+        </w:rPr>
+        <w:t>、特殊文件系统的操作）可能存在兼容性问题。</w:t>
+      </w:r>
+    </w:p>
+    <w:p>
+      <w:pPr>
+        <w:ind w:firstLine="420"/>
+        <w:rPr>
+          <w:rFonts w:hint="eastAsia"/>
+        </w:rPr>
+      </w:pPr>
+      <w:r>
+        <w:rPr>
+          <w:rFonts w:hint="eastAsia"/>
+        </w:rPr>
+        <w:t>与某些高级内核特性（如</w:t>
+      </w:r>
+      <w:r>
+        <w:rPr>
+          <w:rFonts w:hint="eastAsia"/>
+        </w:rPr>
+        <w:t xml:space="preserve"> Seccomp </w:t>
+      </w:r>
+      <w:r>
+        <w:rPr>
+          <w:rFonts w:hint="eastAsia"/>
+        </w:rPr>
+        <w:t>沙箱）的集成仍在完善中。</w:t>
+      </w:r>
+    </w:p>
+    <w:p>
+      <w:pPr>
+        <w:pStyle w:val="2"/>
+      </w:pPr>
+      <w:r>
+        <w:rPr>
+          <w:rFonts w:hint="eastAsia"/>
+        </w:rPr>
+        <w:lastRenderedPageBreak/>
+        <w:t>适用场景</w:t>
+      </w:r>
+    </w:p>
+    <w:p>
+      <w:pPr>
+        <w:ind w:firstLine="420"/>
+        <w:rPr>
+          <w:rFonts w:hint="eastAsia"/>
+        </w:rPr>
+      </w:pPr>
+      <w:proofErr w:type="spellStart"/>
+      <w:r>
+        <w:rPr>
+          <w:rFonts w:hint="eastAsia"/>
+        </w:rPr>
+        <w:t>io_uring</w:t>
+      </w:r>
+      <w:proofErr w:type="spellEnd"/>
+      <w:r>
+        <w:rPr>
+          <w:rFonts w:hint="eastAsia"/>
+        </w:rPr>
+        <w:t xml:space="preserve"> </w:t>
+      </w:r>
+      <w:r>
+        <w:rPr>
+          <w:rFonts w:hint="eastAsia"/>
+        </w:rPr>
+        <w:t>最适合高并发、高吞吐量、低延迟的</w:t>
+      </w:r>
+      <w:r>
+        <w:rPr>
+          <w:rFonts w:hint="eastAsia"/>
+        </w:rPr>
+        <w:t>I/O</w:t>
+      </w:r>
+      <w:r>
+        <w:rPr>
+          <w:rFonts w:hint="eastAsia"/>
+        </w:rPr>
+        <w:t>密集型场景，例如：</w:t>
+      </w:r>
+    </w:p>
+    <w:p>
+      <w:pPr>
+        <w:ind w:firstLine="420"/>
+        <w:rPr>
+          <w:rFonts w:hint="eastAsia"/>
+        </w:rPr>
+      </w:pPr>
+      <w:r>
+        <w:rPr>
+          <w:rFonts w:hint="eastAsia"/>
+        </w:rPr>
+        <w:t>数据库系统（如</w:t>
+      </w:r>
+      <w:r>
+        <w:rPr>
+          <w:rFonts w:hint="eastAsia"/>
+        </w:rPr>
+        <w:t xml:space="preserve"> MySQL</w:t>
+      </w:r>
+      <w:r>
+        <w:rPr>
+          <w:rFonts w:hint="eastAsia"/>
+        </w:rPr>
+        <w:t>、</w:t>
+      </w:r>
+      <w:r>
+        <w:rPr>
+          <w:rFonts w:hint="eastAsia"/>
+        </w:rPr>
+        <w:t>PostgreSQL</w:t>
+      </w:r>
+      <w:r>
+        <w:rPr>
+          <w:rFonts w:hint="eastAsia"/>
+        </w:rPr>
+        <w:t>）：处理大量磁盘</w:t>
+      </w:r>
+      <w:r>
+        <w:rPr>
+          <w:rFonts w:hint="eastAsia"/>
+        </w:rPr>
+        <w:t xml:space="preserve"> I/O </w:t>
+      </w:r>
+      <w:r>
+        <w:rPr>
+          <w:rFonts w:hint="eastAsia"/>
+        </w:rPr>
+        <w:t>和网络请求，需要高效异步处理。</w:t>
+      </w:r>
+    </w:p>
+    <w:p>
+      <w:pPr>
+        <w:ind w:firstLine="420"/>
+        <w:rPr>
+          <w:rFonts w:hint="eastAsia"/>
+        </w:rPr>
+      </w:pPr>
+      <w:r>
+        <w:rPr>
+          <w:rFonts w:hint="eastAsia"/>
+        </w:rPr>
+        <w:t>高性能</w:t>
+      </w:r>
+      <w:r>
+        <w:rPr>
+          <w:rFonts w:hint="eastAsia"/>
+        </w:rPr>
+        <w:t xml:space="preserve"> Web </w:t>
+      </w:r>
+      <w:r>
+        <w:rPr>
+          <w:rFonts w:hint="eastAsia"/>
+        </w:rPr>
+        <w:t>服务器（如</w:t>
+      </w:r>
+      <w:r>
+        <w:rPr>
+          <w:rFonts w:hint="eastAsia"/>
+        </w:rPr>
+        <w:t xml:space="preserve"> Nginx</w:t>
+      </w:r>
+      <w:r>
+        <w:rPr>
+          <w:rFonts w:hint="eastAsia"/>
+        </w:rPr>
+        <w:t>）：同时处理上万级并发连接，需低开销的</w:t>
+      </w:r>
+      <w:r>
+        <w:rPr>
+          <w:rFonts w:hint="eastAsia"/>
+        </w:rPr>
+        <w:t xml:space="preserve"> I/O </w:t>
+      </w:r>
+      <w:r>
+        <w:rPr>
+          <w:rFonts w:hint="eastAsia"/>
+        </w:rPr>
+        <w:t>多路复用。</w:t>
+      </w:r>
+    </w:p>
+    <w:p>
+      <w:pPr>
+        <w:ind w:firstLine="420"/>
+        <w:rPr>
+          <w:rFonts w:hint="eastAsia"/>
+        </w:rPr>
+      </w:pPr>
+      <w:r>
+        <w:rPr>
+          <w:rFonts w:hint="eastAsia"/>
+        </w:rPr>
+        <w:t>分布式存储系统（如</w:t>
+      </w:r>
+      <w:r>
+        <w:rPr>
+          <w:rFonts w:hint="eastAsia"/>
+        </w:rPr>
+        <w:t xml:space="preserve"> </w:t>
+      </w:r>
+      <w:proofErr w:type="spellStart"/>
+      <w:r>
+        <w:rPr>
+          <w:rFonts w:hint="eastAsia"/>
+        </w:rPr>
+        <w:t>Ceph</w:t>
+      </w:r>
+      <w:proofErr w:type="spellEnd"/>
+      <w:r>
+        <w:rPr>
+          <w:rFonts w:hint="eastAsia"/>
+        </w:rPr>
+        <w:t>、</w:t>
+      </w:r>
+      <w:proofErr w:type="spellStart"/>
+      <w:r>
+        <w:rPr>
+          <w:rFonts w:hint="eastAsia"/>
+        </w:rPr>
+        <w:t>GlusterFS</w:t>
+      </w:r>
+      <w:proofErr w:type="spellEnd"/>
+      <w:r>
+        <w:rPr>
+          <w:rFonts w:hint="eastAsia"/>
+        </w:rPr>
+        <w:t>）：涉及大量块设备</w:t>
+      </w:r>
+      <w:r>
+        <w:rPr>
+          <w:rFonts w:hint="eastAsia"/>
+        </w:rPr>
+        <w:t xml:space="preserve"> I/O </w:t>
+      </w:r>
+      <w:r>
+        <w:rPr>
+          <w:rFonts w:hint="eastAsia"/>
+        </w:rPr>
+        <w:t>和网络传输，依赖异步提升吞吐量。</w:t>
+      </w:r>
+    </w:p>
+    <w:p>
+      <w:pPr>
+        <w:ind w:firstLine="420"/>
+        <w:rPr>
+          <w:rFonts w:hint="eastAsia"/>
+        </w:rPr>
+      </w:pPr>
+      <w:r>
+        <w:rPr>
+          <w:rFonts w:hint="eastAsia"/>
+        </w:rPr>
+        <w:t>日志收集</w:t>
+      </w:r>
+      <w:r>
+        <w:rPr>
+          <w:rFonts w:hint="eastAsia"/>
+        </w:rPr>
+        <w:t xml:space="preserve"> / </w:t>
+      </w:r>
+      <w:r>
+        <w:rPr>
+          <w:rFonts w:hint="eastAsia"/>
+        </w:rPr>
+        <w:t>分析工具：需要高效读写大文件，批量处理</w:t>
+      </w:r>
+      <w:r>
+        <w:rPr>
+          <w:rFonts w:hint="eastAsia"/>
+        </w:rPr>
+        <w:t xml:space="preserve"> I/O </w:t>
+      </w:r>
+      <w:r>
+        <w:rPr>
+          <w:rFonts w:hint="eastAsia"/>
+        </w:rPr>
+        <w:t>请求。</w:t>
+      </w:r>
     </w:p>
     <w:p>
       <w:pPr>
@@ -203,6 +1900,372 @@
     </w:p>
     <w:p>
       <w:pPr>
+        <w:ind w:firstLine="420"/>
+        <w:rPr>
+          <w:rFonts w:hint="eastAsia"/>
+        </w:rPr>
+      </w:pPr>
+      <w:proofErr w:type="spellStart"/>
+      <w:r>
+        <w:rPr>
+          <w:rFonts w:hint="eastAsia"/>
+        </w:rPr>
+        <w:t>io_uring</w:t>
+      </w:r>
+      <w:proofErr w:type="spellEnd"/>
+      <w:r>
+        <w:rPr>
+          <w:rFonts w:hint="eastAsia"/>
+        </w:rPr>
+        <w:t xml:space="preserve"> </w:t>
+      </w:r>
+      <w:r>
+        <w:rPr>
+          <w:rFonts w:hint="eastAsia"/>
+        </w:rPr>
+        <w:t>的设计围绕两个核心数据结构展开，这两个结构在用户态和内核态之间共享（通过内存映射）：</w:t>
+      </w:r>
+    </w:p>
+    <w:p>
+      <w:pPr>
+        <w:ind w:firstLine="420"/>
+        <w:rPr>
+          <w:rFonts w:hint="eastAsia"/>
+        </w:rPr>
+      </w:pPr>
+      <w:r>
+        <w:rPr>
+          <w:rFonts w:hint="eastAsia"/>
+        </w:rPr>
+        <w:t>1</w:t>
+      </w:r>
+      <w:r>
+        <w:rPr>
+          <w:rFonts w:hint="eastAsia"/>
+        </w:rPr>
+        <w:t>、</w:t>
+      </w:r>
+      <w:r>
+        <w:rPr>
+          <w:rFonts w:hint="eastAsia"/>
+        </w:rPr>
+        <w:t>提交队列（</w:t>
+      </w:r>
+      <w:r>
+        <w:rPr>
+          <w:rFonts w:hint="eastAsia"/>
+        </w:rPr>
+        <w:t>Submission Queue, SQ</w:t>
+      </w:r>
+      <w:r>
+        <w:rPr>
+          <w:rFonts w:hint="eastAsia"/>
+        </w:rPr>
+        <w:t>）：用户态向内核提交</w:t>
+      </w:r>
+      <w:r>
+        <w:rPr>
+          <w:rFonts w:hint="eastAsia"/>
+        </w:rPr>
+        <w:t xml:space="preserve"> I/O </w:t>
+      </w:r>
+      <w:r>
+        <w:rPr>
+          <w:rFonts w:hint="eastAsia"/>
+        </w:rPr>
+        <w:t>请求（如读、写操作）的队列。</w:t>
+      </w:r>
+    </w:p>
+    <w:p>
+      <w:pPr>
+        <w:ind w:firstLine="420"/>
+        <w:rPr>
+          <w:rFonts w:hint="eastAsia"/>
+        </w:rPr>
+      </w:pPr>
+      <w:r>
+        <w:rPr>
+          <w:rFonts w:hint="eastAsia"/>
+        </w:rPr>
+        <w:t>2</w:t>
+      </w:r>
+      <w:r>
+        <w:rPr>
+          <w:rFonts w:hint="eastAsia"/>
+        </w:rPr>
+        <w:t>、</w:t>
+      </w:r>
+      <w:r>
+        <w:rPr>
+          <w:rFonts w:hint="eastAsia"/>
+        </w:rPr>
+        <w:t>完成队列（</w:t>
+      </w:r>
+      <w:r>
+        <w:rPr>
+          <w:rFonts w:hint="eastAsia"/>
+        </w:rPr>
+        <w:t>Completion Queue, CQ</w:t>
+      </w:r>
+      <w:r>
+        <w:rPr>
+          <w:rFonts w:hint="eastAsia"/>
+        </w:rPr>
+        <w:t>）：内核将完成的</w:t>
+      </w:r>
+      <w:r>
+        <w:rPr>
+          <w:rFonts w:hint="eastAsia"/>
+        </w:rPr>
+        <w:t xml:space="preserve"> I/O </w:t>
+      </w:r>
+      <w:r>
+        <w:rPr>
+          <w:rFonts w:hint="eastAsia"/>
+        </w:rPr>
+        <w:t>请求结果（成功</w:t>
+      </w:r>
+      <w:r>
+        <w:rPr>
+          <w:rFonts w:hint="eastAsia"/>
+        </w:rPr>
+        <w:t xml:space="preserve"> / </w:t>
+      </w:r>
+      <w:r>
+        <w:rPr>
+          <w:rFonts w:hint="eastAsia"/>
+        </w:rPr>
+        <w:t>失败、字节数等）放入的队列，供用户态读取。</w:t>
+      </w:r>
+    </w:p>
+    <w:p/>
+    <w:p>
+      <w:pPr>
+        <w:ind w:firstLine="420"/>
+        <w:rPr>
+          <w:rFonts w:hint="eastAsia"/>
+        </w:rPr>
+      </w:pPr>
+      <w:r>
+        <w:rPr>
+          <w:rFonts w:hint="eastAsia"/>
+        </w:rPr>
+        <w:t>工作流程：</w:t>
+      </w:r>
+    </w:p>
+    <w:p>
+      <w:pPr>
+        <w:ind w:firstLine="420"/>
+        <w:rPr>
+          <w:rFonts w:hint="eastAsia"/>
+        </w:rPr>
+      </w:pPr>
+      <w:r>
+        <w:rPr>
+          <w:rFonts w:hint="eastAsia"/>
+        </w:rPr>
+        <w:t>1</w:t>
+      </w:r>
+      <w:r>
+        <w:rPr>
+          <w:rFonts w:hint="eastAsia"/>
+        </w:rPr>
+        <w:t>、</w:t>
+      </w:r>
+      <w:r>
+        <w:rPr>
+          <w:rFonts w:hint="eastAsia"/>
+        </w:rPr>
+        <w:t>用户态程序将</w:t>
+      </w:r>
+      <w:r>
+        <w:rPr>
+          <w:rFonts w:hint="eastAsia"/>
+        </w:rPr>
+        <w:t xml:space="preserve"> I/O </w:t>
+      </w:r>
+      <w:r>
+        <w:rPr>
+          <w:rFonts w:hint="eastAsia"/>
+        </w:rPr>
+        <w:t>请求（如</w:t>
+      </w:r>
+      <w:r>
+        <w:rPr>
+          <w:rFonts w:hint="eastAsia"/>
+        </w:rPr>
+        <w:t xml:space="preserve"> read/write </w:t>
+      </w:r>
+      <w:r>
+        <w:rPr>
+          <w:rFonts w:hint="eastAsia"/>
+        </w:rPr>
+        <w:t>参数）放入</w:t>
+      </w:r>
+      <w:r>
+        <w:rPr>
+          <w:rFonts w:hint="eastAsia"/>
+        </w:rPr>
+        <w:t xml:space="preserve"> SQ</w:t>
+      </w:r>
+      <w:r>
+        <w:rPr>
+          <w:rFonts w:hint="eastAsia"/>
+        </w:rPr>
+        <w:t>，并通知内核。</w:t>
+      </w:r>
+    </w:p>
+    <w:p>
+      <w:pPr>
+        <w:ind w:firstLine="420"/>
+        <w:rPr>
+          <w:rFonts w:hint="eastAsia"/>
+        </w:rPr>
+      </w:pPr>
+      <w:r>
+        <w:rPr>
+          <w:rFonts w:hint="eastAsia"/>
+        </w:rPr>
+        <w:t>2</w:t>
+      </w:r>
+      <w:r>
+        <w:rPr>
+          <w:rFonts w:hint="eastAsia"/>
+        </w:rPr>
+        <w:t>、</w:t>
+      </w:r>
+      <w:r>
+        <w:rPr>
+          <w:rFonts w:hint="eastAsia"/>
+        </w:rPr>
+        <w:t>内核异步处理</w:t>
+      </w:r>
+      <w:r>
+        <w:rPr>
+          <w:rFonts w:hint="eastAsia"/>
+        </w:rPr>
+        <w:t xml:space="preserve"> SQ </w:t>
+      </w:r>
+      <w:r>
+        <w:rPr>
+          <w:rFonts w:hint="eastAsia"/>
+        </w:rPr>
+        <w:t>中的请求，无需阻塞用户进程。</w:t>
+      </w:r>
+    </w:p>
+    <w:p>
+      <w:pPr>
+        <w:ind w:firstLine="420"/>
+        <w:rPr>
+          <w:rFonts w:hint="eastAsia"/>
+        </w:rPr>
+      </w:pPr>
+      <w:r>
+        <w:t>3</w:t>
+      </w:r>
+      <w:r>
+        <w:rPr>
+          <w:rFonts w:hint="eastAsia"/>
+        </w:rPr>
+        <w:t>、</w:t>
+      </w:r>
+      <w:r>
+        <w:rPr>
+          <w:rFonts w:hint="eastAsia"/>
+        </w:rPr>
+        <w:t>内核完成请求后，将结果放入</w:t>
+      </w:r>
+      <w:r>
+        <w:rPr>
+          <w:rFonts w:hint="eastAsia"/>
+        </w:rPr>
+        <w:t xml:space="preserve"> CQ</w:t>
+      </w:r>
+      <w:r>
+        <w:rPr>
+          <w:rFonts w:hint="eastAsia"/>
+        </w:rPr>
+        <w:t>。</w:t>
+      </w:r>
+    </w:p>
+    <w:p>
+      <w:pPr>
+        <w:ind w:firstLine="420"/>
+        <w:rPr>
+          <w:rFonts w:hint="eastAsia"/>
+        </w:rPr>
+      </w:pPr>
+      <w:r>
+        <w:t>4</w:t>
+      </w:r>
+      <w:r>
+        <w:rPr>
+          <w:rFonts w:hint="eastAsia"/>
+        </w:rPr>
+        <w:t>、</w:t>
+      </w:r>
+      <w:r>
+        <w:rPr>
+          <w:rFonts w:hint="eastAsia"/>
+        </w:rPr>
+        <w:t>用户态程序通过轮询或等待事件，从</w:t>
+      </w:r>
+      <w:r>
+        <w:rPr>
+          <w:rFonts w:hint="eastAsia"/>
+        </w:rPr>
+        <w:t xml:space="preserve"> CQ </w:t>
+      </w:r>
+      <w:r>
+        <w:rPr>
+          <w:rFonts w:hint="eastAsia"/>
+        </w:rPr>
+        <w:t>中获取完成的请求并处理。</w:t>
+      </w:r>
+    </w:p>
+    <w:p>
+      <w:pPr>
+        <w:ind w:firstLine="420"/>
+        <w:rPr>
+          <w:rFonts w:hint="eastAsia"/>
+        </w:rPr>
+      </w:pPr>
+      <w:r>
+        <w:rPr>
+          <w:rFonts w:hint="eastAsia"/>
+        </w:rPr>
+        <w:t>这种设计</w:t>
+      </w:r>
+      <w:r>
+        <w:rPr>
+          <w:rFonts w:hint="eastAsia"/>
+          <w:color w:val="FF0000"/>
+        </w:rPr>
+        <w:t>避免了传统异步</w:t>
+      </w:r>
+      <w:r>
+        <w:rPr>
+          <w:rFonts w:hint="eastAsia"/>
+          <w:color w:val="FF0000"/>
+        </w:rPr>
+        <w:t xml:space="preserve"> I/O </w:t>
+      </w:r>
+      <w:r>
+        <w:rPr>
+          <w:rFonts w:hint="eastAsia"/>
+          <w:color w:val="FF0000"/>
+        </w:rPr>
+        <w:t>中系统调用的频繁上下文切换，通过批量提交和批量处理请求，显著降低了开销</w:t>
+      </w:r>
+      <w:r>
+        <w:rPr>
+          <w:rFonts w:hint="eastAsia"/>
+        </w:rPr>
+        <w:t>。</w:t>
+      </w:r>
+    </w:p>
+    <w:p>
+      <w:pPr>
         <w:pStyle w:val="1"/>
       </w:pPr>
       <w:r>
@@ -274,14 +2337,12 @@
     <w:p>
       <w:pPr>
         <w:pStyle w:val="2"/>
-        <w:rPr>
-          <w:rFonts w:hint="eastAsia"/>
-        </w:rPr>
-      </w:pPr>
-      <w:r>
-        <w:rPr>
-          <w:rFonts w:hint="eastAsia"/>
-        </w:rPr>
+      </w:pPr>
+      <w:r>
+        <w:rPr>
+          <w:rFonts w:hint="eastAsia"/>
+        </w:rPr>
+        <w:lastRenderedPageBreak/>
         <w:t>Nginx/Redis</w:t>
       </w:r>
     </w:p>
@@ -342,9 +2403,6 @@
     <w:p>
       <w:pPr>
         <w:pStyle w:val="2"/>
-        <w:rPr>
-          <w:rFonts w:hint="eastAsia"/>
-        </w:rPr>
       </w:pPr>
       <w:r>
         <w:rPr>
@@ -410,9 +2468,6 @@
     <w:p>
       <w:pPr>
         <w:ind w:firstLine="420"/>
-        <w:rPr>
-          <w:rFonts w:hint="eastAsia"/>
-        </w:rPr>
       </w:pPr>
       <w:r>
         <w:rPr>
